--- a/Reports/Final Report.docx
+++ b/Reports/Final Report.docx
@@ -171,23 +171,7 @@
           <w:sz w:val="32"/>
           <w:szCs w:val="32"/>
         </w:rPr>
-        <w:t xml:space="preserve">Prepared by </w:t>
-      </w:r>
-      <w:proofErr w:type="spellStart"/>
-      <w:r>
-        <w:rPr>
-          <w:sz w:val="32"/>
-          <w:szCs w:val="32"/>
-        </w:rPr>
-        <w:t>Jiahong</w:t>
-      </w:r>
-      <w:proofErr w:type="spellEnd"/>
-      <w:r>
-        <w:rPr>
-          <w:sz w:val="32"/>
-          <w:szCs w:val="32"/>
-        </w:rPr>
-        <w:t>, Zhuo</w:t>
+        <w:t>Prepared by Jiahong, Zhuo</w:t>
       </w:r>
     </w:p>
     <w:p>
@@ -1734,15 +1718,7 @@
         <w:jc w:val="both"/>
       </w:pPr>
       <w:r>
-        <w:t xml:space="preserve">The criteria for this report </w:t>
-      </w:r>
-      <w:proofErr w:type="gramStart"/>
-      <w:r>
-        <w:t>is</w:t>
-      </w:r>
-      <w:proofErr w:type="gramEnd"/>
-      <w:r>
-        <w:t xml:space="preserve"> evaluated based on </w:t>
+        <w:t xml:space="preserve">The criteria for this report is evaluated based on </w:t>
       </w:r>
       <w:r>
         <w:t xml:space="preserve">if there is a significant </w:t>
@@ -2093,7 +2069,6 @@
                 <w14:ligatures w14:val="none"/>
               </w:rPr>
             </w:pPr>
-            <w:proofErr w:type="spellStart"/>
             <w:r>
               <w:rPr>
                 <w:rFonts w:ascii="Calibri" w:eastAsia="Times New Roman" w:hAnsi="Calibri" w:cs="Calibri"/>
@@ -2105,7 +2080,6 @@
               </w:rPr>
               <w:t>event_id</w:t>
             </w:r>
-            <w:proofErr w:type="spellEnd"/>
           </w:p>
         </w:tc>
         <w:tc>
@@ -2214,7 +2188,6 @@
                 <w14:ligatures w14:val="none"/>
               </w:rPr>
             </w:pPr>
-            <w:proofErr w:type="spellStart"/>
             <w:r>
               <w:rPr>
                 <w:rFonts w:ascii="Calibri" w:eastAsia="Times New Roman" w:hAnsi="Calibri" w:cs="Calibri"/>
@@ -2226,7 +2199,6 @@
               </w:rPr>
               <w:t>ad_id</w:t>
             </w:r>
-            <w:proofErr w:type="spellEnd"/>
           </w:p>
         </w:tc>
         <w:tc>
@@ -2335,7 +2307,6 @@
                 <w14:ligatures w14:val="none"/>
               </w:rPr>
             </w:pPr>
-            <w:proofErr w:type="spellStart"/>
             <w:r>
               <w:rPr>
                 <w:rFonts w:ascii="Calibri" w:eastAsia="Times New Roman" w:hAnsi="Calibri" w:cs="Calibri"/>
@@ -2347,7 +2318,6 @@
               </w:rPr>
               <w:t>user_id</w:t>
             </w:r>
-            <w:proofErr w:type="spellEnd"/>
           </w:p>
         </w:tc>
         <w:tc>
@@ -2575,7 +2545,6 @@
                 <w14:ligatures w14:val="none"/>
               </w:rPr>
             </w:pPr>
-            <w:proofErr w:type="spellStart"/>
             <w:r>
               <w:rPr>
                 <w:rFonts w:ascii="Calibri" w:eastAsia="Times New Roman" w:hAnsi="Calibri" w:cs="Calibri"/>
@@ -2587,7 +2556,6 @@
               </w:rPr>
               <w:t>day_of_week</w:t>
             </w:r>
-            <w:proofErr w:type="spellEnd"/>
           </w:p>
         </w:tc>
         <w:tc>
@@ -2696,7 +2664,6 @@
                 <w14:ligatures w14:val="none"/>
               </w:rPr>
             </w:pPr>
-            <w:proofErr w:type="spellStart"/>
             <w:r>
               <w:rPr>
                 <w:rFonts w:ascii="Calibri" w:eastAsia="Times New Roman" w:hAnsi="Calibri" w:cs="Calibri"/>
@@ -2708,7 +2675,6 @@
               </w:rPr>
               <w:t>time_of_day</w:t>
             </w:r>
-            <w:proofErr w:type="spellEnd"/>
           </w:p>
         </w:tc>
         <w:tc>
@@ -2817,7 +2783,6 @@
                 <w14:ligatures w14:val="none"/>
               </w:rPr>
             </w:pPr>
-            <w:proofErr w:type="spellStart"/>
             <w:r>
               <w:rPr>
                 <w:rFonts w:ascii="Calibri" w:eastAsia="Times New Roman" w:hAnsi="Calibri" w:cs="Calibri"/>
@@ -2829,7 +2794,6 @@
               </w:rPr>
               <w:t>event_type</w:t>
             </w:r>
-            <w:proofErr w:type="spellEnd"/>
           </w:p>
         </w:tc>
         <w:tc>
@@ -2938,7 +2902,6 @@
                 <w14:ligatures w14:val="none"/>
               </w:rPr>
             </w:pPr>
-            <w:proofErr w:type="spellStart"/>
             <w:r>
               <w:rPr>
                 <w:rFonts w:ascii="Calibri" w:eastAsia="Times New Roman" w:hAnsi="Calibri" w:cs="Calibri"/>
@@ -2950,7 +2913,6 @@
               </w:rPr>
               <w:t>campaign_id</w:t>
             </w:r>
-            <w:proofErr w:type="spellEnd"/>
           </w:p>
         </w:tc>
         <w:tc>
@@ -3059,7 +3021,6 @@
                 <w14:ligatures w14:val="none"/>
               </w:rPr>
             </w:pPr>
-            <w:proofErr w:type="spellStart"/>
             <w:r>
               <w:rPr>
                 <w:rFonts w:ascii="Calibri" w:eastAsia="Times New Roman" w:hAnsi="Calibri" w:cs="Calibri"/>
@@ -3071,7 +3032,6 @@
               </w:rPr>
               <w:t>ad_platform</w:t>
             </w:r>
-            <w:proofErr w:type="spellEnd"/>
           </w:p>
         </w:tc>
         <w:tc>
@@ -3180,7 +3140,6 @@
                 <w14:ligatures w14:val="none"/>
               </w:rPr>
             </w:pPr>
-            <w:proofErr w:type="spellStart"/>
             <w:r>
               <w:rPr>
                 <w:rFonts w:ascii="Calibri" w:eastAsia="Times New Roman" w:hAnsi="Calibri" w:cs="Calibri"/>
@@ -3192,7 +3151,6 @@
               </w:rPr>
               <w:t>ad_type</w:t>
             </w:r>
-            <w:proofErr w:type="spellEnd"/>
           </w:p>
         </w:tc>
         <w:tc>
@@ -3301,7 +3259,6 @@
                 <w14:ligatures w14:val="none"/>
               </w:rPr>
             </w:pPr>
-            <w:proofErr w:type="spellStart"/>
             <w:r>
               <w:rPr>
                 <w:rFonts w:ascii="Calibri" w:eastAsia="Times New Roman" w:hAnsi="Calibri" w:cs="Calibri"/>
@@ -3313,7 +3270,6 @@
               </w:rPr>
               <w:t>target_gender</w:t>
             </w:r>
-            <w:proofErr w:type="spellEnd"/>
           </w:p>
         </w:tc>
         <w:tc>
@@ -3422,7 +3378,6 @@
                 <w14:ligatures w14:val="none"/>
               </w:rPr>
             </w:pPr>
-            <w:proofErr w:type="spellStart"/>
             <w:r>
               <w:rPr>
                 <w:rFonts w:ascii="Calibri" w:eastAsia="Times New Roman" w:hAnsi="Calibri" w:cs="Calibri"/>
@@ -3434,7 +3389,6 @@
               </w:rPr>
               <w:t>target_age_group</w:t>
             </w:r>
-            <w:proofErr w:type="spellEnd"/>
           </w:p>
         </w:tc>
         <w:tc>
@@ -3543,7 +3497,6 @@
                 <w14:ligatures w14:val="none"/>
               </w:rPr>
             </w:pPr>
-            <w:proofErr w:type="spellStart"/>
             <w:r>
               <w:rPr>
                 <w:rFonts w:ascii="Calibri" w:eastAsia="Times New Roman" w:hAnsi="Calibri" w:cs="Calibri"/>
@@ -3555,7 +3508,6 @@
               </w:rPr>
               <w:t>target_interests</w:t>
             </w:r>
-            <w:proofErr w:type="spellEnd"/>
           </w:p>
         </w:tc>
         <w:tc>
@@ -3783,7 +3735,6 @@
                 <w14:ligatures w14:val="none"/>
               </w:rPr>
             </w:pPr>
-            <w:proofErr w:type="spellStart"/>
             <w:r>
               <w:rPr>
                 <w:rFonts w:ascii="Calibri" w:eastAsia="Times New Roman" w:hAnsi="Calibri" w:cs="Calibri"/>
@@ -3795,7 +3746,6 @@
               </w:rPr>
               <w:t>start_date</w:t>
             </w:r>
-            <w:proofErr w:type="spellEnd"/>
           </w:p>
         </w:tc>
         <w:tc>
@@ -3904,7 +3854,6 @@
                 <w14:ligatures w14:val="none"/>
               </w:rPr>
             </w:pPr>
-            <w:proofErr w:type="spellStart"/>
             <w:r>
               <w:rPr>
                 <w:rFonts w:ascii="Calibri" w:eastAsia="Times New Roman" w:hAnsi="Calibri" w:cs="Calibri"/>
@@ -3916,7 +3865,6 @@
               </w:rPr>
               <w:t>end_date</w:t>
             </w:r>
-            <w:proofErr w:type="spellEnd"/>
           </w:p>
         </w:tc>
         <w:tc>
@@ -4025,7 +3973,6 @@
                 <w14:ligatures w14:val="none"/>
               </w:rPr>
             </w:pPr>
-            <w:proofErr w:type="spellStart"/>
             <w:r>
               <w:rPr>
                 <w:rFonts w:ascii="Calibri" w:eastAsia="Times New Roman" w:hAnsi="Calibri" w:cs="Calibri"/>
@@ -4037,7 +3984,6 @@
               </w:rPr>
               <w:t>duration_days</w:t>
             </w:r>
-            <w:proofErr w:type="spellEnd"/>
           </w:p>
         </w:tc>
         <w:tc>
@@ -4146,7 +4092,6 @@
                 <w14:ligatures w14:val="none"/>
               </w:rPr>
             </w:pPr>
-            <w:proofErr w:type="spellStart"/>
             <w:r>
               <w:rPr>
                 <w:rFonts w:ascii="Calibri" w:eastAsia="Times New Roman" w:hAnsi="Calibri" w:cs="Calibri"/>
@@ -4158,7 +4103,6 @@
               </w:rPr>
               <w:t>total_budget</w:t>
             </w:r>
-            <w:proofErr w:type="spellEnd"/>
           </w:p>
         </w:tc>
         <w:tc>
@@ -4267,7 +4211,6 @@
                 <w14:ligatures w14:val="none"/>
               </w:rPr>
             </w:pPr>
-            <w:proofErr w:type="spellStart"/>
             <w:r>
               <w:rPr>
                 <w:rFonts w:ascii="Calibri" w:eastAsia="Times New Roman" w:hAnsi="Calibri" w:cs="Calibri"/>
@@ -4279,7 +4222,6 @@
               </w:rPr>
               <w:t>user_gender</w:t>
             </w:r>
-            <w:proofErr w:type="spellEnd"/>
           </w:p>
         </w:tc>
         <w:tc>
@@ -4388,7 +4330,6 @@
                 <w14:ligatures w14:val="none"/>
               </w:rPr>
             </w:pPr>
-            <w:proofErr w:type="spellStart"/>
             <w:r>
               <w:rPr>
                 <w:rFonts w:ascii="Calibri" w:eastAsia="Times New Roman" w:hAnsi="Calibri" w:cs="Calibri"/>
@@ -4400,7 +4341,6 @@
               </w:rPr>
               <w:t>user_age</w:t>
             </w:r>
-            <w:proofErr w:type="spellEnd"/>
           </w:p>
         </w:tc>
         <w:tc>
@@ -4509,7 +4449,6 @@
                 <w14:ligatures w14:val="none"/>
               </w:rPr>
             </w:pPr>
-            <w:proofErr w:type="spellStart"/>
             <w:r>
               <w:rPr>
                 <w:rFonts w:ascii="Calibri" w:eastAsia="Times New Roman" w:hAnsi="Calibri" w:cs="Calibri"/>
@@ -4521,7 +4460,6 @@
               </w:rPr>
               <w:t>age_group</w:t>
             </w:r>
-            <w:proofErr w:type="spellEnd"/>
           </w:p>
         </w:tc>
         <w:tc>
@@ -5392,10 +5330,10 @@
           <w:noProof/>
         </w:rPr>
         <w:drawing>
-          <wp:inline distT="0" distB="0" distL="0" distR="0" wp14:anchorId="1DE57194" wp14:editId="75D2CBBF">
-            <wp:extent cx="3319975" cy="2522258"/>
+          <wp:inline distT="0" distB="0" distL="0" distR="0" wp14:anchorId="530C89D7" wp14:editId="1C9AEAC7">
+            <wp:extent cx="3149739" cy="2444750"/>
             <wp:effectExtent l="0" t="0" r="0" b="0"/>
-            <wp:docPr id="1333840066" name="Picture 1"/>
+            <wp:docPr id="1632000780" name="Picture 1"/>
             <wp:cNvGraphicFramePr>
               <a:graphicFrameLocks xmlns:a="http://schemas.openxmlformats.org/drawingml/2006/main" noChangeAspect="1"/>
             </wp:cNvGraphicFramePr>
@@ -5403,7 +5341,7 @@
               <a:graphicData uri="http://schemas.openxmlformats.org/drawingml/2006/picture">
                 <pic:pic xmlns:pic="http://schemas.openxmlformats.org/drawingml/2006/picture">
                   <pic:nvPicPr>
-                    <pic:cNvPr id="1333840066" name=""/>
+                    <pic:cNvPr id="1632000780" name=""/>
                     <pic:cNvPicPr/>
                   </pic:nvPicPr>
                   <pic:blipFill>
@@ -5415,7 +5353,7 @@
                   <pic:spPr>
                     <a:xfrm>
                       <a:off x="0" y="0"/>
-                      <a:ext cx="3346083" cy="2542092"/>
+                      <a:ext cx="3162033" cy="2454292"/>
                     </a:xfrm>
                     <a:prstGeom prst="rect">
                       <a:avLst/>
@@ -5442,7 +5380,13 @@
         <w:t>cost of acquisition (CPA) are low</w:t>
       </w:r>
       <w:r>
-        <w:t>, clustering below $5,000</w:t>
+        <w:t>, clustering below $</w:t>
+      </w:r>
+      <w:r>
+        <w:t>4</w:t>
+      </w:r>
+      <w:r>
+        <w:t>,000</w:t>
       </w:r>
       <w:r>
         <w:t xml:space="preserve">. </w:t>
@@ -5460,19 +5404,19 @@
         <w:t xml:space="preserve">CPA </w:t>
       </w:r>
       <w:r>
-        <w:t xml:space="preserve">values, extending </w:t>
-      </w:r>
-      <w:r>
-        <w:t>above $50</w:t>
-      </w:r>
-      <w:r>
-        <w:t>,000</w:t>
+        <w:t>values</w:t>
+      </w:r>
+      <w:r>
+        <w:t xml:space="preserve"> of </w:t>
+      </w:r>
+      <w:r>
+        <w:t>above $</w:t>
+      </w:r>
+      <w:r>
+        <w:t>6,000</w:t>
       </w:r>
       <w:r>
         <w:t xml:space="preserve">. </w:t>
-      </w:r>
-      <w:r>
-        <w:tab/>
       </w:r>
       <w:r>
         <w:t>This skewed distribution suggest</w:t>
@@ -5549,10 +5493,10 @@
           <w:noProof/>
         </w:rPr>
         <w:drawing>
-          <wp:inline distT="0" distB="0" distL="0" distR="0" wp14:anchorId="44403411" wp14:editId="320466E1">
-            <wp:extent cx="3559727" cy="2757267"/>
-            <wp:effectExtent l="0" t="0" r="3175" b="5080"/>
-            <wp:docPr id="1431991274" name="Picture 1"/>
+          <wp:inline distT="0" distB="0" distL="0" distR="0" wp14:anchorId="00557F9A" wp14:editId="28F66B78">
+            <wp:extent cx="3291840" cy="2514600"/>
+            <wp:effectExtent l="0" t="0" r="3810" b="0"/>
+            <wp:docPr id="1569793012" name="Picture 1"/>
             <wp:cNvGraphicFramePr>
               <a:graphicFrameLocks xmlns:a="http://schemas.openxmlformats.org/drawingml/2006/main" noChangeAspect="1"/>
             </wp:cNvGraphicFramePr>
@@ -5560,7 +5504,7 @@
               <a:graphicData uri="http://schemas.openxmlformats.org/drawingml/2006/picture">
                 <pic:pic xmlns:pic="http://schemas.openxmlformats.org/drawingml/2006/picture">
                   <pic:nvPicPr>
-                    <pic:cNvPr id="1431991274" name=""/>
+                    <pic:cNvPr id="1569793012" name=""/>
                     <pic:cNvPicPr/>
                   </pic:nvPicPr>
                   <pic:blipFill>
@@ -5572,7 +5516,7 @@
                   <pic:spPr>
                     <a:xfrm>
                       <a:off x="0" y="0"/>
-                      <a:ext cx="3576095" cy="2769945"/>
+                      <a:ext cx="3296164" cy="2517903"/>
                     </a:xfrm>
                     <a:prstGeom prst="rect">
                       <a:avLst/>
@@ -5590,7 +5534,13 @@
         <w:jc w:val="both"/>
       </w:pPr>
       <w:r>
-        <w:t xml:space="preserve">As shown from above figure, there is no clear linear relationship between the number of impressions and advertisement conversion rate (CR). The advertising conversion (purchase) rate ranges steadily from 4-6% regardless of number of impressions. This shows that there is not much </w:t>
+        <w:t xml:space="preserve">As shown from above figure, there is no clear linear relationship between the number of impressions and advertisement conversion rate (CR). The advertising conversion (purchase) rate ranges steadily from </w:t>
+      </w:r>
+      <w:r>
+        <w:t>3</w:t>
+      </w:r>
+      <w:r>
+        <w:t xml:space="preserve">-6% regardless of number of impressions. This shows that there is not much </w:t>
       </w:r>
       <w:r>
         <w:t xml:space="preserve">benefits for business </w:t>
@@ -5604,6 +5554,11 @@
       <w:r>
         <w:t xml:space="preserve"> advertisements since there is no increase in CR at higher number of impressions.</w:t>
       </w:r>
+    </w:p>
+    <w:p>
+      <w:pPr>
+        <w:jc w:val="both"/>
+      </w:pPr>
     </w:p>
     <w:p>
       <w:pPr>
@@ -5685,10 +5640,10 @@
           <w:noProof/>
         </w:rPr>
         <w:drawing>
-          <wp:inline distT="0" distB="0" distL="0" distR="0" wp14:anchorId="4AA3439E" wp14:editId="2A25FEC3">
-            <wp:extent cx="4027696" cy="984739"/>
-            <wp:effectExtent l="0" t="0" r="0" b="6350"/>
-            <wp:docPr id="1636514665" name="Picture 1"/>
+          <wp:inline distT="0" distB="0" distL="0" distR="0" wp14:anchorId="4F9476D5" wp14:editId="6B8115B8">
+            <wp:extent cx="3866255" cy="800100"/>
+            <wp:effectExtent l="0" t="0" r="1270" b="0"/>
+            <wp:docPr id="721720589" name="Picture 1"/>
             <wp:cNvGraphicFramePr>
               <a:graphicFrameLocks xmlns:a="http://schemas.openxmlformats.org/drawingml/2006/main" noChangeAspect="1"/>
             </wp:cNvGraphicFramePr>
@@ -5696,7 +5651,7 @@
               <a:graphicData uri="http://schemas.openxmlformats.org/drawingml/2006/picture">
                 <pic:pic xmlns:pic="http://schemas.openxmlformats.org/drawingml/2006/picture">
                   <pic:nvPicPr>
-                    <pic:cNvPr id="1636514665" name=""/>
+                    <pic:cNvPr id="721720589" name=""/>
                     <pic:cNvPicPr/>
                   </pic:nvPicPr>
                   <pic:blipFill>
@@ -5708,7 +5663,7 @@
                   <pic:spPr>
                     <a:xfrm>
                       <a:off x="0" y="0"/>
-                      <a:ext cx="4076941" cy="996779"/>
+                      <a:ext cx="3877256" cy="802377"/>
                     </a:xfrm>
                     <a:prstGeom prst="rect">
                       <a:avLst/>
@@ -5728,10 +5683,10 @@
           <w:noProof/>
         </w:rPr>
         <w:drawing>
-          <wp:inline distT="0" distB="0" distL="0" distR="0" wp14:anchorId="71ED4823" wp14:editId="31279EF8">
-            <wp:extent cx="2834640" cy="2516525"/>
-            <wp:effectExtent l="0" t="0" r="3810" b="0"/>
-            <wp:docPr id="965581366" name="Picture 1"/>
+          <wp:inline distT="0" distB="0" distL="0" distR="0" wp14:anchorId="2740895A" wp14:editId="13579144">
+            <wp:extent cx="2992390" cy="2559050"/>
+            <wp:effectExtent l="0" t="0" r="0" b="0"/>
+            <wp:docPr id="169114554" name="Picture 1"/>
             <wp:cNvGraphicFramePr>
               <a:graphicFrameLocks xmlns:a="http://schemas.openxmlformats.org/drawingml/2006/main" noChangeAspect="1"/>
             </wp:cNvGraphicFramePr>
@@ -5739,7 +5694,7 @@
               <a:graphicData uri="http://schemas.openxmlformats.org/drawingml/2006/picture">
                 <pic:pic xmlns:pic="http://schemas.openxmlformats.org/drawingml/2006/picture">
                   <pic:nvPicPr>
-                    <pic:cNvPr id="965581366" name=""/>
+                    <pic:cNvPr id="169114554" name=""/>
                     <pic:cNvPicPr/>
                   </pic:nvPicPr>
                   <pic:blipFill>
@@ -5751,7 +5706,7 @@
                   <pic:spPr>
                     <a:xfrm>
                       <a:off x="0" y="0"/>
-                      <a:ext cx="2846232" cy="2526816"/>
+                      <a:ext cx="2997301" cy="2563250"/>
                     </a:xfrm>
                     <a:prstGeom prst="rect">
                       <a:avLst/>
@@ -5772,19 +5727,43 @@
         <w:t xml:space="preserve">Based on the above </w:t>
       </w:r>
       <w:r>
-        <w:t>figure, countries such as India, Mexico and United States have low CPA cost, medium to high conversion rate (CR).</w:t>
-      </w:r>
-      <w:r>
-        <w:t xml:space="preserve"> Business can consider allocating more advertising budget to these countries and reduce allocation to countries such as Australia, Brazil and United Kingdom with high CPA cost and low CR</w:t>
-      </w:r>
-      <w:r>
-        <w:t xml:space="preserve"> in order to </w:t>
-      </w:r>
-      <w:r>
-        <w:t>increase</w:t>
-      </w:r>
-      <w:r>
-        <w:t xml:space="preserve"> advertising cost efficiency.</w:t>
+        <w:t xml:space="preserve">figure, countries such as India, Mexico and </w:t>
+      </w:r>
+      <w:r>
+        <w:t>Germany</w:t>
+      </w:r>
+      <w:r>
+        <w:t xml:space="preserve"> have low CPA cost, medium to high conversion rate (CR).</w:t>
+      </w:r>
+      <w:r>
+        <w:t xml:space="preserve"> Business c</w:t>
+      </w:r>
+      <w:r>
+        <w:t xml:space="preserve">an </w:t>
+      </w:r>
+      <w:r>
+        <w:t>allocat</w:t>
+      </w:r>
+      <w:r>
+        <w:t>e</w:t>
+      </w:r>
+      <w:r>
+        <w:t xml:space="preserve"> more advertising budget to these countries and reduce allocation to countries such as Australia</w:t>
+      </w:r>
+      <w:r>
+        <w:t xml:space="preserve"> and</w:t>
+      </w:r>
+      <w:r>
+        <w:t xml:space="preserve"> Brazil w</w:t>
+      </w:r>
+      <w:r>
+        <w:t>hich have</w:t>
+      </w:r>
+      <w:r>
+        <w:t xml:space="preserve"> high CPA cost and low CR</w:t>
+      </w:r>
+      <w:r>
+        <w:t>.</w:t>
       </w:r>
     </w:p>
     <w:p>
@@ -5917,10 +5896,10 @@
           <w:noProof/>
         </w:rPr>
         <w:drawing>
-          <wp:inline distT="0" distB="0" distL="0" distR="0" wp14:anchorId="39F98EBD" wp14:editId="085E1E1C">
-            <wp:extent cx="3509645" cy="2848708"/>
-            <wp:effectExtent l="0" t="0" r="0" b="8890"/>
-            <wp:docPr id="224052376" name="Picture 1"/>
+          <wp:inline distT="0" distB="0" distL="0" distR="0" wp14:anchorId="39CB58D1" wp14:editId="60A03FFD">
+            <wp:extent cx="3194050" cy="2738147"/>
+            <wp:effectExtent l="0" t="0" r="6350" b="5080"/>
+            <wp:docPr id="1787516738" name="Picture 1"/>
             <wp:cNvGraphicFramePr>
               <a:graphicFrameLocks xmlns:a="http://schemas.openxmlformats.org/drawingml/2006/main" noChangeAspect="1"/>
             </wp:cNvGraphicFramePr>
@@ -5928,7 +5907,7 @@
               <a:graphicData uri="http://schemas.openxmlformats.org/drawingml/2006/picture">
                 <pic:pic xmlns:pic="http://schemas.openxmlformats.org/drawingml/2006/picture">
                   <pic:nvPicPr>
-                    <pic:cNvPr id="224052376" name=""/>
+                    <pic:cNvPr id="1787516738" name=""/>
                     <pic:cNvPicPr/>
                   </pic:nvPicPr>
                   <pic:blipFill>
@@ -5940,7 +5919,7 @@
                   <pic:spPr>
                     <a:xfrm>
                       <a:off x="0" y="0"/>
-                      <a:ext cx="3559807" cy="2889423"/>
+                      <a:ext cx="3200602" cy="2743764"/>
                     </a:xfrm>
                     <a:prstGeom prst="rect">
                       <a:avLst/>
@@ -5954,17 +5933,50 @@
       </w:r>
     </w:p>
     <w:p>
-      <w:r>
-        <w:t xml:space="preserve">The cost of acquisition (CPA) is the lowest at $65 </w:t>
-      </w:r>
-      <w:r>
-        <w:t>for each Story advertisement type</w:t>
-      </w:r>
-      <w:r>
-        <w:t xml:space="preserve">, and highest at $137 for </w:t>
-      </w:r>
-      <w:r>
-        <w:t>every V</w:t>
+      <w:pPr>
+        <w:jc w:val="both"/>
+      </w:pPr>
+      <w:r>
+        <w:t xml:space="preserve">The </w:t>
+      </w:r>
+      <w:r>
+        <w:t>me</w:t>
+      </w:r>
+      <w:r>
+        <w:t>dian</w:t>
+      </w:r>
+      <w:r>
+        <w:t xml:space="preserve"> </w:t>
+      </w:r>
+      <w:r>
+        <w:t xml:space="preserve">cost of acquisition (CPA) </w:t>
+      </w:r>
+      <w:r>
+        <w:t xml:space="preserve">per ad type </w:t>
+      </w:r>
+      <w:r>
+        <w:t>is the lowest at $</w:t>
+      </w:r>
+      <w:r>
+        <w:t>13</w:t>
+      </w:r>
+      <w:r>
+        <w:t xml:space="preserve"> </w:t>
+      </w:r>
+      <w:r>
+        <w:t>for Story advertisement type</w:t>
+      </w:r>
+      <w:r>
+        <w:t>, and highest at $</w:t>
+      </w:r>
+      <w:r>
+        <w:t>25.64</w:t>
+      </w:r>
+      <w:r>
+        <w:t xml:space="preserve"> for</w:t>
+      </w:r>
+      <w:r>
+        <w:t xml:space="preserve"> V</w:t>
       </w:r>
       <w:r>
         <w:t>i</w:t>
@@ -5976,7 +5988,25 @@
         <w:t xml:space="preserve"> (refer to above figure).</w:t>
       </w:r>
       <w:r>
-        <w:t xml:space="preserve"> Hence, business can allocate more advertising budget to Story advertisement type to be more cost efficient.</w:t>
+        <w:t xml:space="preserve"> Hence, business can </w:t>
+      </w:r>
+      <w:r>
+        <w:t>re-</w:t>
+      </w:r>
+      <w:r>
+        <w:t xml:space="preserve">allocate more advertising budget </w:t>
+      </w:r>
+      <w:r>
+        <w:t xml:space="preserve">from video </w:t>
+      </w:r>
+      <w:r>
+        <w:t xml:space="preserve">to </w:t>
+      </w:r>
+      <w:r>
+        <w:t>s</w:t>
+      </w:r>
+      <w:r>
+        <w:t>tory advertisement type to be more cost efficient.</w:t>
       </w:r>
     </w:p>
     <w:p/>
@@ -6047,8 +6077,8 @@
           <w:noProof/>
         </w:rPr>
         <w:drawing>
-          <wp:inline distT="0" distB="0" distL="0" distR="0" wp14:anchorId="6E910D63" wp14:editId="46A4E5FB">
-            <wp:extent cx="5838092" cy="674370"/>
+          <wp:inline distT="0" distB="0" distL="0" distR="0" wp14:anchorId="6E910D63" wp14:editId="06D917A3">
+            <wp:extent cx="5226050" cy="674308"/>
             <wp:effectExtent l="0" t="0" r="0" b="0"/>
             <wp:docPr id="923509022" name="Picture 1"/>
             <wp:cNvGraphicFramePr>
@@ -6070,7 +6100,7 @@
                   <pic:spPr>
                     <a:xfrm>
                       <a:off x="0" y="0"/>
-                      <a:ext cx="5840987" cy="674704"/>
+                      <a:ext cx="5291727" cy="682782"/>
                     </a:xfrm>
                     <a:prstGeom prst="rect">
                       <a:avLst/>
@@ -6206,6 +6236,13 @@
         </w:rPr>
         <w:t xml:space="preserve">Relationship between Advertising Budget &amp; CPA </w:t>
       </w:r>
+      <w:r>
+        <w:rPr>
+          <w:b/>
+          <w:bCs/>
+        </w:rPr>
+        <w:t>per ad</w:t>
+      </w:r>
     </w:p>
     <w:p>
       <w:r>
@@ -6213,10 +6250,10 @@
           <w:noProof/>
         </w:rPr>
         <w:drawing>
-          <wp:inline distT="0" distB="0" distL="0" distR="0" wp14:anchorId="22C3A61E" wp14:editId="7694765E">
-            <wp:extent cx="3557721" cy="2250830"/>
-            <wp:effectExtent l="0" t="0" r="5080" b="0"/>
-            <wp:docPr id="229241552" name="Picture 1"/>
+          <wp:inline distT="0" distB="0" distL="0" distR="0" wp14:anchorId="0D364A0F" wp14:editId="2696CD83">
+            <wp:extent cx="3181350" cy="2177321"/>
+            <wp:effectExtent l="0" t="0" r="0" b="0"/>
+            <wp:docPr id="787332129" name="Picture 1"/>
             <wp:cNvGraphicFramePr>
               <a:graphicFrameLocks xmlns:a="http://schemas.openxmlformats.org/drawingml/2006/main" noChangeAspect="1"/>
             </wp:cNvGraphicFramePr>
@@ -6224,7 +6261,7 @@
               <a:graphicData uri="http://schemas.openxmlformats.org/drawingml/2006/picture">
                 <pic:pic xmlns:pic="http://schemas.openxmlformats.org/drawingml/2006/picture">
                   <pic:nvPicPr>
-                    <pic:cNvPr id="229241552" name=""/>
+                    <pic:cNvPr id="787332129" name=""/>
                     <pic:cNvPicPr/>
                   </pic:nvPicPr>
                   <pic:blipFill>
@@ -6236,7 +6273,7 @@
                   <pic:spPr>
                     <a:xfrm>
                       <a:off x="0" y="0"/>
-                      <a:ext cx="3581003" cy="2265560"/>
+                      <a:ext cx="3200754" cy="2190601"/>
                     </a:xfrm>
                     <a:prstGeom prst="rect">
                       <a:avLst/>
@@ -6282,7 +6319,14 @@
           <w:b/>
           <w:bCs/>
         </w:rPr>
-        <w:t xml:space="preserve">CPA Breakdown by Users’ Age Groups </w:t>
+        <w:t xml:space="preserve">CPA Breakdown by </w:t>
+      </w:r>
+      <w:r>
+        <w:rPr>
+          <w:b/>
+          <w:bCs/>
+        </w:rPr>
+        <w:t>Country</w:t>
       </w:r>
     </w:p>
     <w:p>
@@ -6291,10 +6335,10 @@
           <w:noProof/>
         </w:rPr>
         <w:drawing>
-          <wp:inline distT="0" distB="0" distL="0" distR="0" wp14:anchorId="79D9C0C8" wp14:editId="1C1D9D5B">
-            <wp:extent cx="3509889" cy="2804911"/>
-            <wp:effectExtent l="0" t="0" r="0" b="0"/>
-            <wp:docPr id="1384711006" name="Picture 1"/>
+          <wp:inline distT="0" distB="0" distL="0" distR="0" wp14:anchorId="59D80292" wp14:editId="03788E23">
+            <wp:extent cx="3384550" cy="3054412"/>
+            <wp:effectExtent l="0" t="0" r="6350" b="0"/>
+            <wp:docPr id="1259769907" name="Picture 1"/>
             <wp:cNvGraphicFramePr>
               <a:graphicFrameLocks xmlns:a="http://schemas.openxmlformats.org/drawingml/2006/main" noChangeAspect="1"/>
             </wp:cNvGraphicFramePr>
@@ -6302,7 +6346,7 @@
               <a:graphicData uri="http://schemas.openxmlformats.org/drawingml/2006/picture">
                 <pic:pic xmlns:pic="http://schemas.openxmlformats.org/drawingml/2006/picture">
                   <pic:nvPicPr>
-                    <pic:cNvPr id="1384711006" name=""/>
+                    <pic:cNvPr id="1259769907" name=""/>
                     <pic:cNvPicPr/>
                   </pic:nvPicPr>
                   <pic:blipFill>
@@ -6314,7 +6358,7 @@
                   <pic:spPr>
                     <a:xfrm>
                       <a:off x="0" y="0"/>
-                      <a:ext cx="3521986" cy="2814578"/>
+                      <a:ext cx="3388933" cy="3058367"/>
                     </a:xfrm>
                     <a:prstGeom prst="rect">
                       <a:avLst/>
@@ -6335,10 +6379,10 @@
         <w:t xml:space="preserve">There is a </w:t>
       </w:r>
       <w:r>
-        <w:t>small group of users whose CPA is significantly higher (above $80,000) than the majority of the other online users (</w:t>
-      </w:r>
-      <w:r>
-        <w:t>see</w:t>
+        <w:t>small group of users whose CPA is significantly higher than the majority of the other online users (</w:t>
+      </w:r>
+      <w:r>
+        <w:t>refer to red dots in</w:t>
       </w:r>
       <w:r>
         <w:t xml:space="preserve"> </w:t>
@@ -6350,19 +6394,28 @@
         <w:t>figure 7).</w:t>
       </w:r>
       <w:r>
-        <w:t xml:space="preserve"> This is likely to result from the age 55-65 user segment with a mean CPA of $3,047 which is significantly higher than the other age groups (see above figure 8).</w:t>
+        <w:t xml:space="preserve"> This </w:t>
+      </w:r>
+      <w:r>
+        <w:t>maybe due to the ad targeting at France users who have a significantly higher CPA cost as compared to other countries</w:t>
       </w:r>
       <w:r>
         <w:t xml:space="preserve"> </w:t>
       </w:r>
       <w:r>
+        <w:t>(see above figure 8).</w:t>
+      </w:r>
+      <w:r>
+        <w:t xml:space="preserve"> </w:t>
+      </w:r>
+      <w:r>
         <w:t>Hence,</w:t>
       </w:r>
       <w:r>
         <w:t xml:space="preserve"> they are the outlier group compared to other users.</w:t>
       </w:r>
       <w:r>
-        <w:t xml:space="preserve"> Consequently, businesses can reallocate to reduce/stop digital advertising that are targeted at the age 55-65 user group to increase the cost efficiency of their digital advertising.</w:t>
+        <w:t xml:space="preserve"> </w:t>
       </w:r>
     </w:p>
     <w:p>
@@ -6381,11 +6434,6 @@
         <w:t>Correlation Analysis</w:t>
       </w:r>
       <w:bookmarkEnd w:id="8"/>
-    </w:p>
-    <w:p>
-      <w:pPr>
-        <w:spacing w:before="240" w:after="120" w:line="240" w:lineRule="auto"/>
-      </w:pPr>
     </w:p>
     <w:p>
       <w:pPr>
@@ -6635,10 +6683,10 @@
           <w:noProof/>
         </w:rPr>
         <w:drawing>
-          <wp:inline distT="0" distB="0" distL="0" distR="0" wp14:anchorId="6CFFEC49" wp14:editId="135586BC">
-            <wp:extent cx="3235917" cy="1913206"/>
-            <wp:effectExtent l="0" t="0" r="3175" b="0"/>
-            <wp:docPr id="1098519508" name="Picture 1"/>
+          <wp:inline distT="0" distB="0" distL="0" distR="0" wp14:anchorId="71BC18AE" wp14:editId="6D2D0CC2">
+            <wp:extent cx="3009900" cy="1746284"/>
+            <wp:effectExtent l="0" t="0" r="0" b="6350"/>
+            <wp:docPr id="1847252225" name="Picture 1"/>
             <wp:cNvGraphicFramePr>
               <a:graphicFrameLocks xmlns:a="http://schemas.openxmlformats.org/drawingml/2006/main" noChangeAspect="1"/>
             </wp:cNvGraphicFramePr>
@@ -6646,7 +6694,7 @@
               <a:graphicData uri="http://schemas.openxmlformats.org/drawingml/2006/picture">
                 <pic:pic xmlns:pic="http://schemas.openxmlformats.org/drawingml/2006/picture">
                   <pic:nvPicPr>
-                    <pic:cNvPr id="1098519508" name=""/>
+                    <pic:cNvPr id="1847252225" name=""/>
                     <pic:cNvPicPr/>
                   </pic:nvPicPr>
                   <pic:blipFill>
@@ -6658,7 +6706,7 @@
                   <pic:spPr>
                     <a:xfrm>
                       <a:off x="0" y="0"/>
-                      <a:ext cx="3252377" cy="1922938"/>
+                      <a:ext cx="3017312" cy="1750584"/>
                     </a:xfrm>
                     <a:prstGeom prst="rect">
                       <a:avLst/>
@@ -6682,7 +6730,19 @@
         <w:t xml:space="preserve">relative </w:t>
       </w:r>
       <w:r>
-        <w:t>influence on Target Variable (Probability of Purchase) as shown above.</w:t>
+        <w:t>influence on Target Variable (Probability of Purchase) as shown</w:t>
+      </w:r>
+      <w:r>
+        <w:t xml:space="preserve"> from</w:t>
+      </w:r>
+      <w:r>
+        <w:t xml:space="preserve"> above</w:t>
+      </w:r>
+      <w:r>
+        <w:t xml:space="preserve"> table</w:t>
+      </w:r>
+      <w:r>
+        <w:t>.</w:t>
       </w:r>
       <w:r>
         <w:t xml:space="preserve"> Days of the week and age group features have weak to moderate</w:t>
@@ -6700,7 +6760,25 @@
         <w:t xml:space="preserve">unit </w:t>
       </w:r>
       <w:r>
-        <w:t>increase in these countries will result in an increase in the probability of purchase on the online users.</w:t>
+        <w:t xml:space="preserve">increase in these countries will result in an increase </w:t>
+      </w:r>
+      <w:r>
+        <w:t xml:space="preserve">of 36% and 27% </w:t>
+      </w:r>
+      <w:r>
+        <w:t>in the probabilit</w:t>
+      </w:r>
+      <w:r>
+        <w:t>ies</w:t>
+      </w:r>
+      <w:r>
+        <w:t xml:space="preserve"> of purchase on the online users</w:t>
+      </w:r>
+      <w:r>
+        <w:t xml:space="preserve"> respectively</w:t>
+      </w:r>
+      <w:r>
+        <w:t>.</w:t>
       </w:r>
       <w:r>
         <w:t xml:space="preserve"> In addition, businesses should reduce the CPA as an increase in CPA will reduce the probability of purchase on the online users.</w:t>
@@ -6767,10 +6845,10 @@
           <w:noProof/>
         </w:rPr>
         <w:drawing>
-          <wp:inline distT="0" distB="0" distL="0" distR="0" wp14:anchorId="2DB5E159" wp14:editId="512103B2">
-            <wp:extent cx="4318887" cy="1385668"/>
-            <wp:effectExtent l="0" t="0" r="5715" b="5080"/>
-            <wp:docPr id="1383749808" name="Picture 1"/>
+          <wp:inline distT="0" distB="0" distL="0" distR="0" wp14:anchorId="636CF543" wp14:editId="3819022A">
+            <wp:extent cx="3371850" cy="1280655"/>
+            <wp:effectExtent l="0" t="0" r="0" b="0"/>
+            <wp:docPr id="347676452" name="Picture 1"/>
             <wp:cNvGraphicFramePr>
               <a:graphicFrameLocks xmlns:a="http://schemas.openxmlformats.org/drawingml/2006/main" noChangeAspect="1"/>
             </wp:cNvGraphicFramePr>
@@ -6778,7 +6856,7 @@
               <a:graphicData uri="http://schemas.openxmlformats.org/drawingml/2006/picture">
                 <pic:pic xmlns:pic="http://schemas.openxmlformats.org/drawingml/2006/picture">
                   <pic:nvPicPr>
-                    <pic:cNvPr id="1383749808" name=""/>
+                    <pic:cNvPr id="347676452" name=""/>
                     <pic:cNvPicPr/>
                   </pic:nvPicPr>
                   <pic:blipFill>
@@ -6790,7 +6868,7 @@
                   <pic:spPr>
                     <a:xfrm>
                       <a:off x="0" y="0"/>
-                      <a:ext cx="4441499" cy="1425007"/>
+                      <a:ext cx="3383674" cy="1285146"/>
                     </a:xfrm>
                     <a:prstGeom prst="rect">
                       <a:avLst/>
@@ -6820,7 +6898,13 @@
         <w:t xml:space="preserve">performance </w:t>
       </w:r>
       <w:r>
-        <w:t>scores (precision: 0.50, recall: 0.52, f1: 0.34, accuracy: 0.51) as per above table.</w:t>
+        <w:t>scores (precision: 0.50, recall: 0.52, f1: 0.34, accuracy: 0.5</w:t>
+      </w:r>
+      <w:r>
+        <w:t>0</w:t>
+      </w:r>
+      <w:r>
+        <w:t>) as per above table.</w:t>
       </w:r>
       <w:r>
         <w:t xml:space="preserve"> These scores are not considered high, means the a</w:t>
@@ -6893,10 +6977,10 @@
           <w:noProof/>
         </w:rPr>
         <w:drawing>
-          <wp:inline distT="0" distB="0" distL="0" distR="0" wp14:anchorId="5C59283A" wp14:editId="6A26CA27">
-            <wp:extent cx="3603883" cy="2595489"/>
+          <wp:inline distT="0" distB="0" distL="0" distR="0" wp14:anchorId="4947B1FA" wp14:editId="0E8F6603">
+            <wp:extent cx="3035300" cy="2230427"/>
             <wp:effectExtent l="0" t="0" r="0" b="0"/>
-            <wp:docPr id="746503425" name="Picture 1"/>
+            <wp:docPr id="919945612" name="Picture 1"/>
             <wp:cNvGraphicFramePr>
               <a:graphicFrameLocks xmlns:a="http://schemas.openxmlformats.org/drawingml/2006/main" noChangeAspect="1"/>
             </wp:cNvGraphicFramePr>
@@ -6904,7 +6988,7 @@
               <a:graphicData uri="http://schemas.openxmlformats.org/drawingml/2006/picture">
                 <pic:pic xmlns:pic="http://schemas.openxmlformats.org/drawingml/2006/picture">
                   <pic:nvPicPr>
-                    <pic:cNvPr id="746503425" name=""/>
+                    <pic:cNvPr id="919945612" name=""/>
                     <pic:cNvPicPr/>
                   </pic:nvPicPr>
                   <pic:blipFill>
@@ -6916,7 +7000,7 @@
                   <pic:spPr>
                     <a:xfrm>
                       <a:off x="0" y="0"/>
-                      <a:ext cx="3612161" cy="2601451"/>
+                      <a:ext cx="3044348" cy="2237076"/>
                     </a:xfrm>
                     <a:prstGeom prst="rect">
                       <a:avLst/>
@@ -6934,7 +7018,37 @@
         <w:jc w:val="both"/>
       </w:pPr>
       <w:r>
-        <w:t xml:space="preserve">The top three countries with the lowest expected cost of acquisition (CPA) are United States ($83), United Kingdom ($181) and Canada ($263). The median expected cost of acquisition (CPA) of the countries segment is calculated to be $356. Businesses can re-allocate their digital advertising budget to focus on those countries whose CPA are below the median of $356.  </w:t>
+        <w:t>The top three countries with the lowest expected cost of acquisition (CPA) are United States ($</w:t>
+      </w:r>
+      <w:r>
+        <w:t>19</w:t>
+      </w:r>
+      <w:r>
+        <w:t>), United Kingdom ($</w:t>
+      </w:r>
+      <w:r>
+        <w:t>42</w:t>
+      </w:r>
+      <w:r>
+        <w:t>) and Canada ($</w:t>
+      </w:r>
+      <w:r>
+        <w:t>61</w:t>
+      </w:r>
+      <w:r>
+        <w:t>). The median expected cost of acquisition (CPA) of the countries segment is calculated to be $</w:t>
+      </w:r>
+      <w:r>
+        <w:t>82.60</w:t>
+      </w:r>
+      <w:r>
+        <w:t xml:space="preserve">. Businesses can re-allocate their digital advertising budget to focus on those countries whose CPA are below the median </w:t>
+      </w:r>
+      <w:r>
+        <w:t>CPA cost</w:t>
+      </w:r>
+      <w:r>
+        <w:t xml:space="preserve">.  </w:t>
       </w:r>
     </w:p>
     <w:p>
@@ -6992,10 +7106,10 @@
           <w:noProof/>
         </w:rPr>
         <w:drawing>
-          <wp:inline distT="0" distB="0" distL="0" distR="0" wp14:anchorId="68FEFDB9" wp14:editId="2490B4A7">
-            <wp:extent cx="4316618" cy="1814732"/>
-            <wp:effectExtent l="0" t="0" r="8255" b="0"/>
-            <wp:docPr id="644290901" name="Picture 1"/>
+          <wp:inline distT="0" distB="0" distL="0" distR="0" wp14:anchorId="1B3C772F" wp14:editId="2072CF73">
+            <wp:extent cx="3625850" cy="1495663"/>
+            <wp:effectExtent l="0" t="0" r="0" b="9525"/>
+            <wp:docPr id="1896542729" name="Picture 1"/>
             <wp:cNvGraphicFramePr>
               <a:graphicFrameLocks xmlns:a="http://schemas.openxmlformats.org/drawingml/2006/main" noChangeAspect="1"/>
             </wp:cNvGraphicFramePr>
@@ -7003,7 +7117,7 @@
               <a:graphicData uri="http://schemas.openxmlformats.org/drawingml/2006/picture">
                 <pic:pic xmlns:pic="http://schemas.openxmlformats.org/drawingml/2006/picture">
                   <pic:nvPicPr>
-                    <pic:cNvPr id="644290901" name=""/>
+                    <pic:cNvPr id="1896542729" name=""/>
                     <pic:cNvPicPr/>
                   </pic:nvPicPr>
                   <pic:blipFill>
@@ -7015,7 +7129,7 @@
                   <pic:spPr>
                     <a:xfrm>
                       <a:off x="0" y="0"/>
-                      <a:ext cx="4339324" cy="1824278"/>
+                      <a:ext cx="3648406" cy="1504967"/>
                     </a:xfrm>
                     <a:prstGeom prst="rect">
                       <a:avLst/>
@@ -7033,7 +7147,13 @@
         <w:jc w:val="both"/>
       </w:pPr>
       <w:r>
-        <w:t>Increasing CPA by 10% will reduce the probability of purchase from -0.5 to -3.2% at e</w:t>
+        <w:t>Increasing CPA by 10% will reduce the probability of purchase from -0.</w:t>
+      </w:r>
+      <w:r>
+        <w:t>40%</w:t>
+      </w:r>
+      <w:r>
+        <w:t xml:space="preserve"> to -3.2% at e</w:t>
       </w:r>
       <w:r>
         <w:t>very</w:t>

--- a/Reports/Final Report.docx
+++ b/Reports/Final Report.docx
@@ -144,7 +144,35 @@
           <w:sz w:val="48"/>
           <w:szCs w:val="48"/>
         </w:rPr>
-        <w:t xml:space="preserve">Digital Advertising Cost Optimization </w:t>
+        <w:t>Driving</w:t>
+      </w:r>
+      <w:r>
+        <w:rPr>
+          <w:sz w:val="48"/>
+          <w:szCs w:val="48"/>
+        </w:rPr>
+        <w:t xml:space="preserve"> Cost Efficiency </w:t>
+      </w:r>
+      <w:r>
+        <w:rPr>
+          <w:sz w:val="48"/>
+          <w:szCs w:val="48"/>
+        </w:rPr>
+        <w:t>in</w:t>
+      </w:r>
+      <w:r>
+        <w:rPr>
+          <w:sz w:val="48"/>
+          <w:szCs w:val="48"/>
+        </w:rPr>
+        <w:t xml:space="preserve"> </w:t>
+      </w:r>
+      <w:r>
+        <w:rPr>
+          <w:sz w:val="48"/>
+          <w:szCs w:val="48"/>
+        </w:rPr>
+        <w:t xml:space="preserve">Digital Advertising  </w:t>
       </w:r>
     </w:p>
     <w:p>
@@ -270,17 +298,6 @@
     <w:p>
       <w:pPr>
         <w:spacing w:line="240" w:lineRule="auto"/>
-        <w:jc w:val="center"/>
-        <w:rPr>
-          <w:sz w:val="32"/>
-          <w:szCs w:val="32"/>
-        </w:rPr>
-      </w:pPr>
-    </w:p>
-    <w:p>
-      <w:pPr>
-        <w:spacing w:line="240" w:lineRule="auto"/>
-        <w:jc w:val="center"/>
         <w:rPr>
           <w:sz w:val="32"/>
           <w:szCs w:val="32"/>
@@ -401,7 +418,7 @@
                 <w:noProof/>
                 <w:webHidden/>
               </w:rPr>
-              <w:t>2</w:t>
+              <w:t>3</w:t>
             </w:r>
             <w:r>
               <w:rPr>
@@ -412,7 +429,13 @@
             </w:r>
           </w:hyperlink>
         </w:p>
-        <w:p/>
+        <w:p>
+          <w:pPr>
+            <w:rPr>
+              <w:noProof/>
+            </w:rPr>
+          </w:pPr>
+        </w:p>
         <w:p>
           <w:pPr>
             <w:pStyle w:val="TOC1"/>
@@ -482,7 +505,13 @@
             </w:r>
           </w:hyperlink>
         </w:p>
-        <w:p/>
+        <w:p>
+          <w:pPr>
+            <w:rPr>
+              <w:noProof/>
+            </w:rPr>
+          </w:pPr>
+        </w:p>
         <w:p>
           <w:pPr>
             <w:pStyle w:val="TOC1"/>
@@ -552,7 +581,13 @@
             </w:r>
           </w:hyperlink>
         </w:p>
-        <w:p/>
+        <w:p>
+          <w:pPr>
+            <w:rPr>
+              <w:noProof/>
+            </w:rPr>
+          </w:pPr>
+        </w:p>
         <w:p>
           <w:pPr>
             <w:pStyle w:val="TOC1"/>
@@ -611,7 +646,7 @@
                 <w:noProof/>
                 <w:webHidden/>
               </w:rPr>
-              <w:t>4</w:t>
+              <w:t>5</w:t>
             </w:r>
             <w:r>
               <w:rPr>
@@ -622,7 +657,13 @@
             </w:r>
           </w:hyperlink>
         </w:p>
-        <w:p/>
+        <w:p>
+          <w:pPr>
+            <w:rPr>
+              <w:noProof/>
+            </w:rPr>
+          </w:pPr>
+        </w:p>
         <w:p>
           <w:pPr>
             <w:pStyle w:val="TOC1"/>
@@ -692,7 +733,13 @@
             </w:r>
           </w:hyperlink>
         </w:p>
-        <w:p/>
+        <w:p>
+          <w:pPr>
+            <w:rPr>
+              <w:noProof/>
+            </w:rPr>
+          </w:pPr>
+        </w:p>
         <w:p>
           <w:pPr>
             <w:pStyle w:val="TOC1"/>
@@ -762,7 +809,13 @@
             </w:r>
           </w:hyperlink>
         </w:p>
-        <w:p/>
+        <w:p>
+          <w:pPr>
+            <w:rPr>
+              <w:noProof/>
+            </w:rPr>
+          </w:pPr>
+        </w:p>
         <w:p>
           <w:pPr>
             <w:pStyle w:val="TOC1"/>
@@ -930,6 +983,7 @@
       <w:pPr>
         <w:pStyle w:val="Heading1"/>
         <w:spacing w:before="240" w:after="120" w:line="240" w:lineRule="auto"/>
+        <w:jc w:val="center"/>
       </w:pPr>
       <w:bookmarkStart w:id="0" w:name="_Toc231826125"/>
       <w:r>
@@ -956,7 +1010,41 @@
         <w:t>budget leakage</w:t>
       </w:r>
       <w:r>
-        <w:t>. Stories ads deliver the lowest CPA and strongest conversion performance, whereas Video ads are the least efficient. Geographic analysis shows that reallocating</w:t>
+        <w:t>. Stories ad</w:t>
+      </w:r>
+      <w:r>
+        <w:t>vertisement type</w:t>
+      </w:r>
+      <w:r>
+        <w:t xml:space="preserve"> </w:t>
+      </w:r>
+      <w:proofErr w:type="gramStart"/>
+      <w:r>
+        <w:t>deliver</w:t>
+      </w:r>
+      <w:proofErr w:type="gramEnd"/>
+      <w:r>
+        <w:t xml:space="preserve"> the lowest CPA and strongest conversion performance, whereas Video ad</w:t>
+      </w:r>
+      <w:r>
+        <w:t>vertisement type</w:t>
+      </w:r>
+      <w:r>
+        <w:t xml:space="preserve"> </w:t>
+      </w:r>
+      <w:proofErr w:type="gramStart"/>
+      <w:r>
+        <w:t>are</w:t>
+      </w:r>
+      <w:proofErr w:type="gramEnd"/>
+      <w:r>
+        <w:t xml:space="preserve"> the least </w:t>
+      </w:r>
+      <w:r>
+        <w:t xml:space="preserve">cost </w:t>
+      </w:r>
+      <w:r>
+        <w:t>efficient. Geographic analysis shows that reallocating</w:t>
       </w:r>
       <w:r>
         <w:t xml:space="preserve"> ad</w:t>
@@ -1002,7 +1090,13 @@
         <w:t xml:space="preserve"> 78%</w:t>
       </w:r>
       <w:r>
-        <w:t xml:space="preserve"> mismatch between intended and actual age groups. By implementing these recommendations, Apple can expect an </w:t>
+        <w:t xml:space="preserve"> mismatch between intended and actual </w:t>
+      </w:r>
+      <w:r>
+        <w:t xml:space="preserve">user </w:t>
+      </w:r>
+      <w:r>
+        <w:t xml:space="preserve">age groups. By implementing these recommendations, Apple can expect an </w:t>
       </w:r>
       <w:r>
         <w:t>18%</w:t>
@@ -1054,6 +1148,7 @@
       <w:pPr>
         <w:pStyle w:val="Heading1"/>
         <w:spacing w:before="240" w:after="0"/>
+        <w:jc w:val="center"/>
       </w:pPr>
       <w:bookmarkStart w:id="1" w:name="_Toc231826126"/>
       <w:r>
@@ -1084,7 +1179,7 @@
         <w:jc w:val="both"/>
       </w:pPr>
       <w:r>
-        <w:t xml:space="preserve">This report is prepared for client: Annie Chen (Senior Marketing Manager, Apple Inc.), John (internal Data Analytics Manager, D Advertising Pte Ltd). </w:t>
+        <w:t xml:space="preserve">This report is prepared for client: Annie Chen (Senior Marketing Manager, Apple Inc.), John (Data Analytics Manager, D Advertising Pte Ltd). </w:t>
       </w:r>
       <w:r>
         <w:t>It is designed to provide actionable insights that support both client and internal decision</w:t>
@@ -1128,10 +1223,22 @@
         <w:t xml:space="preserve">Apple Inc. invests heavily in digital advertising, </w:t>
       </w:r>
       <w:r>
-        <w:t>but efficiency varies across formats and markets.</w:t>
-      </w:r>
-      <w:r>
-        <w:t xml:space="preserve"> Inefficient allocation </w:t>
+        <w:t xml:space="preserve">but </w:t>
+      </w:r>
+      <w:r>
+        <w:t xml:space="preserve">cost </w:t>
+      </w:r>
+      <w:r>
+        <w:t>efficiency varies across formats and markets.</w:t>
+      </w:r>
+      <w:r>
+        <w:t xml:space="preserve"> Inefficient </w:t>
+      </w:r>
+      <w:r>
+        <w:t xml:space="preserve">capital </w:t>
+      </w:r>
+      <w:r>
+        <w:t xml:space="preserve">allocation </w:t>
       </w:r>
       <w:r>
         <w:t>result in</w:t>
@@ -1168,7 +1275,19 @@
         <w:jc w:val="both"/>
       </w:pPr>
       <w:r>
-        <w:t xml:space="preserve">The report evaluates campaign performance against two criteria: achieving at least a ten percent increase in expected online purchases and/or a twenty percent reduction in cost per acquisition (CPA) for each </w:t>
+        <w:t xml:space="preserve">The report evaluates campaign performance against two criteria: achieving at least </w:t>
+      </w:r>
+      <w:r>
+        <w:t>10%</w:t>
+      </w:r>
+      <w:r>
+        <w:t xml:space="preserve"> increase in expected online purchases and/or</w:t>
+      </w:r>
+      <w:r>
+        <w:t xml:space="preserve"> 20%</w:t>
+      </w:r>
+      <w:r>
+        <w:t xml:space="preserve"> reduction in cost per acquisition (CPA) for each </w:t>
       </w:r>
       <w:r>
         <w:t xml:space="preserve">digital </w:t>
@@ -1253,6 +1372,7 @@
       <w:pPr>
         <w:pStyle w:val="Heading1"/>
         <w:spacing w:before="240" w:after="120"/>
+        <w:jc w:val="center"/>
       </w:pPr>
       <w:bookmarkStart w:id="2" w:name="_Toc231826127"/>
       <w:r>
@@ -1439,6 +1559,7 @@
     <w:p>
       <w:pPr>
         <w:pStyle w:val="Heading1"/>
+        <w:jc w:val="center"/>
       </w:pPr>
       <w:bookmarkStart w:id="3" w:name="_Toc231826128"/>
       <w:r>
@@ -1965,8 +2086,8 @@
           <w:noProof/>
         </w:rPr>
         <w:drawing>
-          <wp:inline distT="0" distB="0" distL="0" distR="0" wp14:anchorId="4F9476D5" wp14:editId="6B8115B8">
-            <wp:extent cx="3866255" cy="800100"/>
+          <wp:inline distT="0" distB="0" distL="0" distR="0" wp14:anchorId="4F9476D5" wp14:editId="66F51078">
+            <wp:extent cx="3865880" cy="920750"/>
             <wp:effectExtent l="0" t="0" r="1270" b="0"/>
             <wp:docPr id="721720589" name="Picture 1"/>
             <wp:cNvGraphicFramePr>
@@ -1988,7 +2109,7 @@
                   <pic:spPr>
                     <a:xfrm>
                       <a:off x="0" y="0"/>
-                      <a:ext cx="3877256" cy="802377"/>
+                      <a:ext cx="3877258" cy="923460"/>
                     </a:xfrm>
                     <a:prstGeom prst="rect">
                       <a:avLst/>
@@ -2007,9 +2128,9 @@
           <w:noProof/>
         </w:rPr>
         <w:drawing>
-          <wp:inline distT="0" distB="0" distL="0" distR="0" wp14:anchorId="2740895A" wp14:editId="534BD9D4">
-            <wp:extent cx="2992120" cy="2165350"/>
-            <wp:effectExtent l="0" t="0" r="0" b="6350"/>
+          <wp:inline distT="0" distB="0" distL="0" distR="0" wp14:anchorId="2740895A" wp14:editId="6E48F9B7">
+            <wp:extent cx="2992120" cy="2311400"/>
+            <wp:effectExtent l="0" t="0" r="0" b="0"/>
             <wp:docPr id="169114554" name="Picture 1"/>
             <wp:cNvGraphicFramePr>
               <a:graphicFrameLocks xmlns:a="http://schemas.openxmlformats.org/drawingml/2006/main" noChangeAspect="1"/>
@@ -2030,7 +2151,7 @@
                   <pic:spPr>
                     <a:xfrm>
                       <a:off x="0" y="0"/>
-                      <a:ext cx="2997302" cy="2169100"/>
+                      <a:ext cx="2997302" cy="2315403"/>
                     </a:xfrm>
                     <a:prstGeom prst="rect">
                       <a:avLst/>
@@ -2067,17 +2188,12 @@
       <w:r>
         <w:t xml:space="preserve"> </w:t>
       </w:r>
-      <w:proofErr w:type="spellStart"/>
       <w:r>
         <w:t>Apple</w:t>
       </w:r>
       <w:r>
-        <w:t>c</w:t>
-      </w:r>
-      <w:r>
-        <w:t>an</w:t>
-      </w:r>
-      <w:proofErr w:type="spellEnd"/>
+        <w:t xml:space="preserve"> should</w:t>
+      </w:r>
       <w:r>
         <w:t xml:space="preserve"> </w:t>
       </w:r>
@@ -2168,9 +2284,9 @@
           <w:noProof/>
         </w:rPr>
         <w:drawing>
-          <wp:inline distT="0" distB="0" distL="0" distR="0" wp14:anchorId="39CB58D1" wp14:editId="60A03FFD">
-            <wp:extent cx="3194050" cy="2738147"/>
-            <wp:effectExtent l="0" t="0" r="6350" b="5080"/>
+          <wp:inline distT="0" distB="0" distL="0" distR="0" wp14:anchorId="39CB58D1" wp14:editId="485459F8">
+            <wp:extent cx="3193415" cy="2413000"/>
+            <wp:effectExtent l="0" t="0" r="6985" b="6350"/>
             <wp:docPr id="1787516738" name="Picture 1"/>
             <wp:cNvGraphicFramePr>
               <a:graphicFrameLocks xmlns:a="http://schemas.openxmlformats.org/drawingml/2006/main" noChangeAspect="1"/>
@@ -2191,7 +2307,7 @@
                   <pic:spPr>
                     <a:xfrm>
                       <a:off x="0" y="0"/>
-                      <a:ext cx="3200602" cy="2743764"/>
+                      <a:ext cx="3203021" cy="2420258"/>
                     </a:xfrm>
                     <a:prstGeom prst="rect">
                       <a:avLst/>
@@ -2263,14 +2379,12 @@
       <w:r>
         <w:t xml:space="preserve"> Hence, </w:t>
       </w:r>
-      <w:proofErr w:type="spellStart"/>
       <w:r>
         <w:t>Apple</w:t>
       </w:r>
       <w:r>
-        <w:t>can</w:t>
-      </w:r>
-      <w:proofErr w:type="spellEnd"/>
+        <w:t xml:space="preserve"> should</w:t>
+      </w:r>
       <w:r>
         <w:t xml:space="preserve"> </w:t>
       </w:r>
@@ -2615,6 +2729,13 @@
           <w:bCs/>
         </w:rPr>
         <w:lastRenderedPageBreak/>
+        <w:t xml:space="preserve">Figure </w:t>
+      </w:r>
+      <w:r>
+        <w:rPr>
+          <w:b/>
+          <w:bCs/>
+        </w:rPr>
         <w:t>8</w:t>
       </w:r>
       <w:r>
@@ -2914,6 +3035,7 @@
     <w:p>
       <w:pPr>
         <w:pStyle w:val="Heading1"/>
+        <w:jc w:val="center"/>
       </w:pPr>
       <w:bookmarkStart w:id="4" w:name="_Toc231826129"/>
       <w:r>
@@ -2980,6 +3102,39 @@
     </w:p>
     <w:p>
       <w:pPr>
+        <w:spacing w:before="240" w:after="120" w:line="240" w:lineRule="auto"/>
+        <w:jc w:val="both"/>
+      </w:pPr>
+      <w:r>
+        <w:t>There is a second model, Light Gradient Boost Model (GBM), that is used for the predictive modeling. Despite having a higher recall score, the extremely low and imbalanced F1 score of 0.01 will result in significantly higher number of incorrect purchase predictions, hence more wastage of advertising budget for Apple. In the end, the logistic regression model with a much higher F1 score of 0.34 is chosen due to its relatively lower wastage of advertising budget.</w:t>
+      </w:r>
+    </w:p>
+    <w:p>
+      <w:pPr>
+        <w:rPr>
+          <w:sz w:val="32"/>
+          <w:szCs w:val="32"/>
+        </w:rPr>
+      </w:pPr>
+    </w:p>
+    <w:p>
+      <w:pPr>
+        <w:rPr>
+          <w:sz w:val="32"/>
+          <w:szCs w:val="32"/>
+        </w:rPr>
+      </w:pPr>
+    </w:p>
+    <w:p>
+      <w:pPr>
+        <w:rPr>
+          <w:sz w:val="32"/>
+          <w:szCs w:val="32"/>
+        </w:rPr>
+      </w:pPr>
+    </w:p>
+    <w:p>
+      <w:pPr>
         <w:rPr>
           <w:sz w:val="32"/>
           <w:szCs w:val="32"/>
@@ -2992,6 +3147,7 @@
           <w:b/>
           <w:bCs/>
         </w:rPr>
+        <w:lastRenderedPageBreak/>
         <w:t xml:space="preserve">Figure </w:t>
       </w:r>
       <w:r>
@@ -3022,9 +3178,9 @@
           <w:noProof/>
         </w:rPr>
         <w:drawing>
-          <wp:inline distT="0" distB="0" distL="0" distR="0" wp14:anchorId="71BC18AE" wp14:editId="6D2D0CC2">
-            <wp:extent cx="3009900" cy="1746284"/>
-            <wp:effectExtent l="0" t="0" r="0" b="6350"/>
+          <wp:inline distT="0" distB="0" distL="0" distR="0" wp14:anchorId="71BC18AE" wp14:editId="64390D2D">
+            <wp:extent cx="3009842" cy="1911350"/>
+            <wp:effectExtent l="0" t="0" r="635" b="0"/>
             <wp:docPr id="1847252225" name="Picture 1"/>
             <wp:cNvGraphicFramePr>
               <a:graphicFrameLocks xmlns:a="http://schemas.openxmlformats.org/drawingml/2006/main" noChangeAspect="1"/>
@@ -3045,7 +3201,7 @@
                   <pic:spPr>
                     <a:xfrm>
                       <a:off x="0" y="0"/>
-                      <a:ext cx="3017312" cy="1750584"/>
+                      <a:ext cx="3023103" cy="1919771"/>
                     </a:xfrm>
                     <a:prstGeom prst="rect">
                       <a:avLst/>
@@ -3063,7 +3219,6 @@
         <w:jc w:val="both"/>
       </w:pPr>
       <w:r>
-        <w:lastRenderedPageBreak/>
         <w:t xml:space="preserve">Features such as Countries and CPA </w:t>
       </w:r>
       <w:r>
@@ -3182,9 +3337,9 @@
           <w:noProof/>
         </w:rPr>
         <w:drawing>
-          <wp:inline distT="0" distB="0" distL="0" distR="0" wp14:anchorId="636CF543" wp14:editId="3819022A">
-            <wp:extent cx="3371850" cy="1280655"/>
-            <wp:effectExtent l="0" t="0" r="0" b="0"/>
+          <wp:inline distT="0" distB="0" distL="0" distR="0" wp14:anchorId="636CF543" wp14:editId="37D06AC4">
+            <wp:extent cx="3370546" cy="1460500"/>
+            <wp:effectExtent l="0" t="0" r="1905" b="6350"/>
             <wp:docPr id="347676452" name="Picture 1"/>
             <wp:cNvGraphicFramePr>
               <a:graphicFrameLocks xmlns:a="http://schemas.openxmlformats.org/drawingml/2006/main" noChangeAspect="1"/>
@@ -3205,7 +3360,7 @@
                   <pic:spPr>
                     <a:xfrm>
                       <a:off x="0" y="0"/>
-                      <a:ext cx="3383674" cy="1285146"/>
+                      <a:ext cx="3387901" cy="1468020"/>
                     </a:xfrm>
                     <a:prstGeom prst="rect">
                       <a:avLst/>
@@ -3263,26 +3418,29 @@
     </w:p>
     <w:p>
       <w:pPr>
-        <w:rPr>
-          <w:sz w:val="32"/>
-          <w:szCs w:val="32"/>
-        </w:rPr>
-      </w:pPr>
-      <w:r>
-        <w:rPr>
-          <w:sz w:val="32"/>
-          <w:szCs w:val="32"/>
-        </w:rPr>
+        <w:jc w:val="both"/>
+      </w:pPr>
+    </w:p>
+    <w:p>
+      <w:pPr>
+        <w:jc w:val="both"/>
+      </w:pPr>
+    </w:p>
+    <w:p>
+      <w:pPr>
+        <w:rPr>
+          <w:sz w:val="32"/>
+          <w:szCs w:val="32"/>
+        </w:rPr>
+      </w:pPr>
+      <w:r>
+        <w:rPr>
+          <w:sz w:val="32"/>
+          <w:szCs w:val="32"/>
+        </w:rPr>
+        <w:lastRenderedPageBreak/>
         <w:t>Segment Analysis</w:t>
       </w:r>
-    </w:p>
-    <w:p>
-      <w:pPr>
-        <w:rPr>
-          <w:sz w:val="32"/>
-          <w:szCs w:val="32"/>
-        </w:rPr>
-      </w:pPr>
     </w:p>
     <w:p>
       <w:r>
@@ -3323,8 +3481,8 @@
           <w:noProof/>
         </w:rPr>
         <w:drawing>
-          <wp:inline distT="0" distB="0" distL="0" distR="0" wp14:anchorId="4947B1FA" wp14:editId="50E50BCC">
-            <wp:extent cx="2579977" cy="1911350"/>
+          <wp:inline distT="0" distB="0" distL="0" distR="0" wp14:anchorId="4947B1FA" wp14:editId="42780C00">
+            <wp:extent cx="3032804" cy="2590800"/>
             <wp:effectExtent l="0" t="0" r="0" b="0"/>
             <wp:docPr id="919945612" name="Picture 1"/>
             <wp:cNvGraphicFramePr>
@@ -3346,7 +3504,7 @@
                   <pic:spPr>
                     <a:xfrm>
                       <a:off x="0" y="0"/>
-                      <a:ext cx="2603731" cy="1928948"/>
+                      <a:ext cx="3066778" cy="2619823"/>
                     </a:xfrm>
                     <a:prstGeom prst="rect">
                       <a:avLst/>
@@ -3363,13 +3521,7 @@
       <w:pPr>
         <w:jc w:val="both"/>
       </w:pPr>
-    </w:p>
-    <w:p>
-      <w:pPr>
-        <w:jc w:val="both"/>
-      </w:pPr>
-      <w:r>
-        <w:lastRenderedPageBreak/>
+      <w:r>
         <w:t>The top three countries with the lowest expected cost of acquisition (CPA) are United States ($</w:t>
       </w:r>
       <w:r>
@@ -3477,9 +3629,9 @@
           <w:noProof/>
         </w:rPr>
         <w:drawing>
-          <wp:inline distT="0" distB="0" distL="0" distR="0" wp14:anchorId="1B3C772F" wp14:editId="2072CF73">
-            <wp:extent cx="3625850" cy="1495663"/>
-            <wp:effectExtent l="0" t="0" r="0" b="9525"/>
+          <wp:inline distT="0" distB="0" distL="0" distR="0" wp14:anchorId="1B3C772F" wp14:editId="059B14FD">
+            <wp:extent cx="3625215" cy="2120900"/>
+            <wp:effectExtent l="0" t="0" r="0" b="0"/>
             <wp:docPr id="1896542729" name="Picture 1"/>
             <wp:cNvGraphicFramePr>
               <a:graphicFrameLocks xmlns:a="http://schemas.openxmlformats.org/drawingml/2006/main" noChangeAspect="1"/>
@@ -3500,7 +3652,7 @@
                   <pic:spPr>
                     <a:xfrm>
                       <a:off x="0" y="0"/>
-                      <a:ext cx="3648406" cy="1504967"/>
+                      <a:ext cx="3649176" cy="2134918"/>
                     </a:xfrm>
                     <a:prstGeom prst="rect">
                       <a:avLst/>
@@ -3518,6 +3670,7 @@
         <w:jc w:val="both"/>
       </w:pPr>
       <w:r>
+        <w:lastRenderedPageBreak/>
         <w:t>Increasing CPA by 10% will reduce the probability of purchase from -0.</w:t>
       </w:r>
       <w:r>
@@ -3685,20 +3838,326 @@
     </w:p>
     <w:p>
       <w:pPr>
+        <w:jc w:val="both"/>
+      </w:pPr>
+    </w:p>
+    <w:p>
+      <w:pPr>
         <w:pStyle w:val="Heading1"/>
+        <w:jc w:val="center"/>
       </w:pPr>
       <w:bookmarkStart w:id="5" w:name="_Toc231826130"/>
       <w:r>
+        <w:t>R</w:t>
+      </w:r>
+      <w:r>
+        <w:t>e</w:t>
+      </w:r>
+      <w:r>
+        <w:t>commendations</w:t>
+      </w:r>
+      <w:bookmarkEnd w:id="5"/>
+    </w:p>
+    <w:p/>
+    <w:p>
+      <w:pPr>
+        <w:rPr>
+          <w:sz w:val="32"/>
+          <w:szCs w:val="32"/>
+        </w:rPr>
+      </w:pPr>
+      <w:r>
+        <w:rPr>
+          <w:sz w:val="32"/>
+          <w:szCs w:val="32"/>
+        </w:rPr>
+        <w:t>Budget Allocation</w:t>
+      </w:r>
+    </w:p>
+    <w:p>
+      <w:pPr>
+        <w:jc w:val="both"/>
+      </w:pPr>
+      <w:r>
+        <w:t xml:space="preserve">Businesses can </w:t>
+      </w:r>
+      <w:r>
+        <w:t>re-allocate 20% of their</w:t>
+      </w:r>
+      <w:r>
+        <w:t xml:space="preserve"> digital advertising spending </w:t>
+      </w:r>
+      <w:r>
+        <w:t>from</w:t>
+      </w:r>
+      <w:r>
+        <w:t xml:space="preserve"> video advertising type </w:t>
+      </w:r>
+      <w:r>
+        <w:t>(l</w:t>
+      </w:r>
+      <w:r>
+        <w:t>owest expected number of purchases</w:t>
+      </w:r>
+      <w:r>
+        <w:t>)</w:t>
+      </w:r>
+      <w:r>
+        <w:t xml:space="preserve"> to</w:t>
+      </w:r>
+      <w:r>
+        <w:t xml:space="preserve"> stories advertising type</w:t>
+      </w:r>
+      <w:r>
+        <w:t xml:space="preserve"> (highest expected purchases)</w:t>
+      </w:r>
+      <w:r>
+        <w:t xml:space="preserve">. This will result in a 18% increase in expected number of purchases (conversion) with the same amount of budget. </w:t>
+      </w:r>
+    </w:p>
+    <w:p>
+      <w:pPr>
+        <w:jc w:val="both"/>
+      </w:pPr>
+      <w:r>
+        <w:t xml:space="preserve">Furthermore, businesses can </w:t>
+      </w:r>
+      <w:r>
+        <w:t xml:space="preserve">also </w:t>
+      </w:r>
+      <w:r>
+        <w:t xml:space="preserve">re-allocate their digital advertising budget from high CPA </w:t>
+      </w:r>
+      <w:r>
+        <w:t xml:space="preserve">cost </w:t>
+      </w:r>
+      <w:r>
+        <w:t xml:space="preserve">countries </w:t>
+      </w:r>
+      <w:r>
+        <w:t>(</w:t>
+      </w:r>
+      <w:r>
+        <w:t>France and Mexico</w:t>
+      </w:r>
+      <w:r>
+        <w:t>)</w:t>
+      </w:r>
+      <w:r>
+        <w:t xml:space="preserve"> to</w:t>
+      </w:r>
+      <w:r>
+        <w:t xml:space="preserve"> countries </w:t>
+      </w:r>
+      <w:r>
+        <w:t>that have high conversion rates a</w:t>
+      </w:r>
+      <w:r>
+        <w:t>nd</w:t>
+      </w:r>
+      <w:r>
+        <w:t xml:space="preserve"> low expected CPA</w:t>
+      </w:r>
+      <w:r>
+        <w:t xml:space="preserve"> costs</w:t>
+      </w:r>
+      <w:r>
+        <w:t xml:space="preserve"> (</w:t>
+      </w:r>
+      <w:r>
+        <w:t>United States, Germany &amp; India</w:t>
+      </w:r>
+      <w:r>
+        <w:t>)</w:t>
+      </w:r>
+      <w:r>
+        <w:t>.</w:t>
+      </w:r>
+      <w:r>
+        <w:t xml:space="preserve"> In this way, </w:t>
+      </w:r>
+      <w:r>
+        <w:t>Apple should</w:t>
+      </w:r>
+      <w:r>
+        <w:t xml:space="preserve"> reduce their expected CPA </w:t>
+      </w:r>
+      <w:r>
+        <w:t xml:space="preserve">more than 50% </w:t>
+      </w:r>
+      <w:r>
+        <w:t xml:space="preserve">from </w:t>
+      </w:r>
+      <w:r>
+        <w:t xml:space="preserve">$623 to </w:t>
+      </w:r>
+      <w:r>
+        <w:t>$</w:t>
+      </w:r>
+      <w:r>
+        <w:t xml:space="preserve">234, which </w:t>
+      </w:r>
+      <w:r>
+        <w:t xml:space="preserve">would also </w:t>
+      </w:r>
+      <w:r>
+        <w:t>significantly increase their digital advertising cost efficiency</w:t>
+      </w:r>
+      <w:r>
+        <w:t xml:space="preserve"> by 2.6x.</w:t>
+      </w:r>
+    </w:p>
+    <w:p>
+      <w:pPr>
+        <w:jc w:val="both"/>
+      </w:pPr>
+    </w:p>
+    <w:p>
+      <w:pPr>
+        <w:rPr>
+          <w:sz w:val="32"/>
+          <w:szCs w:val="32"/>
+        </w:rPr>
+      </w:pPr>
+      <w:r>
+        <w:rPr>
+          <w:sz w:val="32"/>
+          <w:szCs w:val="32"/>
+        </w:rPr>
         <w:lastRenderedPageBreak/>
-        <w:t>R</w:t>
-      </w:r>
-      <w:r>
-        <w:t>e</w:t>
-      </w:r>
-      <w:r>
-        <w:t>commendations</w:t>
-      </w:r>
-      <w:bookmarkEnd w:id="5"/>
+        <w:t>Data</w:t>
+      </w:r>
+      <w:r>
+        <w:rPr>
+          <w:sz w:val="32"/>
+          <w:szCs w:val="32"/>
+        </w:rPr>
+        <w:t xml:space="preserve"> Improvements</w:t>
+      </w:r>
+    </w:p>
+    <w:p>
+      <w:pPr>
+        <w:jc w:val="both"/>
+      </w:pPr>
+      <w:r>
+        <w:t>Digital advertising revenue data should be included for more comprehensive analysis involving Return on Investment</w:t>
+      </w:r>
+      <w:r>
+        <w:t xml:space="preserve"> (ROI)</w:t>
+      </w:r>
+      <w:r>
+        <w:t>. In addition, longer time period data should be provided to allow for seasonality and longer</w:t>
+      </w:r>
+      <w:r>
+        <w:t>-</w:t>
+      </w:r>
+      <w:r>
+        <w:t>term advertising trends.</w:t>
+      </w:r>
+    </w:p>
+    <w:p>
+      <w:pPr>
+        <w:jc w:val="both"/>
+      </w:pPr>
+      <w:r>
+        <w:t>In addition, advertising companies like us should improve our target group data validation process to reduce the significant target age group mismatch issue</w:t>
+      </w:r>
+      <w:r>
+        <w:t xml:space="preserve">. </w:t>
+      </w:r>
+      <w:r>
+        <w:t>Consequently</w:t>
+      </w:r>
+      <w:r>
+        <w:t>, businesses can deploy</w:t>
+      </w:r>
+      <w:r>
+        <w:t xml:space="preserve"> more effective</w:t>
+      </w:r>
+      <w:r>
+        <w:t xml:space="preserve"> age group segment advertising strategies.</w:t>
+      </w:r>
+    </w:p>
+    <w:p>
+      <w:pPr>
+        <w:rPr>
+          <w:sz w:val="32"/>
+          <w:szCs w:val="32"/>
+        </w:rPr>
+      </w:pPr>
+    </w:p>
+    <w:p>
+      <w:pPr>
+        <w:rPr>
+          <w:sz w:val="32"/>
+          <w:szCs w:val="32"/>
+        </w:rPr>
+      </w:pPr>
+      <w:r>
+        <w:rPr>
+          <w:sz w:val="32"/>
+          <w:szCs w:val="32"/>
+        </w:rPr>
+        <w:t>Model Improvements</w:t>
+      </w:r>
+    </w:p>
+    <w:p>
+      <w:pPr>
+        <w:jc w:val="both"/>
+      </w:pPr>
+      <w:r>
+        <w:t xml:space="preserve">Due to the large imbalanced class size (purchase rate of 0.5%), the highest </w:t>
+      </w:r>
+      <w:r>
+        <w:t xml:space="preserve">macro average </w:t>
+      </w:r>
+      <w:r>
+        <w:t>precision and recall score of logistic regression model is only 5</w:t>
+      </w:r>
+      <w:r>
+        <w:t>2</w:t>
+      </w:r>
+      <w:r>
+        <w:t xml:space="preserve">% which is not considered high. As a result, a second model, Light GBM, was being used and evaluated against the first model. </w:t>
+      </w:r>
+      <w:r>
+        <w:t>Despite having a high recall score of 99%, its precision and F1 scores are very low 1% respectively.</w:t>
+      </w:r>
+      <w:r>
+        <w:t xml:space="preserve"> </w:t>
+      </w:r>
+    </w:p>
+    <w:p>
+      <w:pPr>
+        <w:jc w:val="both"/>
+      </w:pPr>
+      <w:r>
+        <w:t>This unbalanced recall-precision score of the Light GBM model lead</w:t>
+      </w:r>
+      <w:r>
+        <w:t>s</w:t>
+      </w:r>
+      <w:r>
+        <w:t xml:space="preserve"> to the conclusion </w:t>
+      </w:r>
+      <w:r>
+        <w:t xml:space="preserve">that first model is more appropriate. </w:t>
+      </w:r>
+      <w:r>
+        <w:t>More in</w:t>
+      </w:r>
+      <w:r>
+        <w:t>-</w:t>
+      </w:r>
+      <w:r>
+        <w:t xml:space="preserve">depth tuning of the model’s hyper parameters </w:t>
+      </w:r>
+      <w:r>
+        <w:t xml:space="preserve">can be performed which </w:t>
+      </w:r>
+      <w:r>
+        <w:t>may improve the performance scores of both models.</w:t>
+      </w:r>
     </w:p>
     <w:p/>
     <w:p>
@@ -3713,307 +4172,6 @@
           <w:sz w:val="32"/>
           <w:szCs w:val="32"/>
         </w:rPr>
-        <w:t>Budget Allocation</w:t>
-      </w:r>
-    </w:p>
-    <w:p>
-      <w:pPr>
-        <w:jc w:val="both"/>
-      </w:pPr>
-      <w:r>
-        <w:t xml:space="preserve">Businesses can </w:t>
-      </w:r>
-      <w:r>
-        <w:t>re-allocate 20% of their</w:t>
-      </w:r>
-      <w:r>
-        <w:t xml:space="preserve"> digital advertising spending </w:t>
-      </w:r>
-      <w:r>
-        <w:t>from</w:t>
-      </w:r>
-      <w:r>
-        <w:t xml:space="preserve"> video advertising type </w:t>
-      </w:r>
-      <w:r>
-        <w:t>(l</w:t>
-      </w:r>
-      <w:r>
-        <w:t>owest expected number of purchases</w:t>
-      </w:r>
-      <w:r>
-        <w:t>)</w:t>
-      </w:r>
-      <w:r>
-        <w:t xml:space="preserve"> to</w:t>
-      </w:r>
-      <w:r>
-        <w:t xml:space="preserve"> stories advertising type</w:t>
-      </w:r>
-      <w:r>
-        <w:t xml:space="preserve"> (highest expected purchases)</w:t>
-      </w:r>
-      <w:r>
-        <w:t xml:space="preserve">. This will result in a 18% increase in expected number of purchases (conversion) with the same amount of budget. </w:t>
-      </w:r>
-    </w:p>
-    <w:p>
-      <w:pPr>
-        <w:jc w:val="both"/>
-      </w:pPr>
-      <w:r>
-        <w:t xml:space="preserve">Furthermore, businesses can </w:t>
-      </w:r>
-      <w:r>
-        <w:t xml:space="preserve">also </w:t>
-      </w:r>
-      <w:r>
-        <w:t xml:space="preserve">re-allocate their digital advertising budget from high CPA </w:t>
-      </w:r>
-      <w:r>
-        <w:t xml:space="preserve">cost </w:t>
-      </w:r>
-      <w:r>
-        <w:t xml:space="preserve">countries </w:t>
-      </w:r>
-      <w:r>
-        <w:t>(</w:t>
-      </w:r>
-      <w:r>
-        <w:t>France and Mexico</w:t>
-      </w:r>
-      <w:r>
-        <w:t>)</w:t>
-      </w:r>
-      <w:r>
-        <w:t xml:space="preserve"> to</w:t>
-      </w:r>
-      <w:r>
-        <w:t xml:space="preserve"> countries </w:t>
-      </w:r>
-      <w:r>
-        <w:t>that have high conversion rates a</w:t>
-      </w:r>
-      <w:r>
-        <w:t>nd</w:t>
-      </w:r>
-      <w:r>
-        <w:t xml:space="preserve"> low expected CPA</w:t>
-      </w:r>
-      <w:r>
-        <w:t xml:space="preserve"> costs</w:t>
-      </w:r>
-      <w:r>
-        <w:t xml:space="preserve"> (</w:t>
-      </w:r>
-      <w:r>
-        <w:t>United States, Germany &amp; India</w:t>
-      </w:r>
-      <w:r>
-        <w:t>)</w:t>
-      </w:r>
-      <w:r>
-        <w:t>.</w:t>
-      </w:r>
-      <w:r>
-        <w:t xml:space="preserve"> In this way, </w:t>
-      </w:r>
-      <w:r>
-        <w:t>Apple should</w:t>
-      </w:r>
-      <w:r>
-        <w:t xml:space="preserve"> reduce their expected CPA </w:t>
-      </w:r>
-      <w:r>
-        <w:t xml:space="preserve">more than 50% </w:t>
-      </w:r>
-      <w:r>
-        <w:t xml:space="preserve">from </w:t>
-      </w:r>
-      <w:r>
-        <w:t xml:space="preserve">$623 to </w:t>
-      </w:r>
-      <w:r>
-        <w:t>$</w:t>
-      </w:r>
-      <w:r>
-        <w:t xml:space="preserve">234, which </w:t>
-      </w:r>
-      <w:r>
-        <w:t xml:space="preserve">would also </w:t>
-      </w:r>
-      <w:r>
-        <w:t>significantly increase their digital advertising cost efficiency</w:t>
-      </w:r>
-      <w:r>
-        <w:t xml:space="preserve"> by 2.6x.</w:t>
-      </w:r>
-    </w:p>
-    <w:p>
-      <w:pPr>
-        <w:jc w:val="both"/>
-      </w:pPr>
-    </w:p>
-    <w:p>
-      <w:pPr>
-        <w:rPr>
-          <w:sz w:val="32"/>
-          <w:szCs w:val="32"/>
-        </w:rPr>
-      </w:pPr>
-      <w:r>
-        <w:rPr>
-          <w:sz w:val="32"/>
-          <w:szCs w:val="32"/>
-        </w:rPr>
-        <w:t>Data</w:t>
-      </w:r>
-      <w:r>
-        <w:rPr>
-          <w:sz w:val="32"/>
-          <w:szCs w:val="32"/>
-        </w:rPr>
-        <w:t xml:space="preserve"> Improvements</w:t>
-      </w:r>
-    </w:p>
-    <w:p>
-      <w:pPr>
-        <w:jc w:val="both"/>
-      </w:pPr>
-      <w:r>
-        <w:t>Digital advertising revenue data should be included for more comprehensive analysis involving Return on Investment</w:t>
-      </w:r>
-      <w:r>
-        <w:t xml:space="preserve"> (ROI)</w:t>
-      </w:r>
-      <w:r>
-        <w:t>. In addition, longer time period data should be provided to allow for seasonality and longer</w:t>
-      </w:r>
-      <w:r>
-        <w:t>-</w:t>
-      </w:r>
-      <w:r>
-        <w:t>term advertising trends.</w:t>
-      </w:r>
-    </w:p>
-    <w:p>
-      <w:pPr>
-        <w:jc w:val="both"/>
-      </w:pPr>
-      <w:r>
-        <w:t>In addition, advertising companies like us should improve our target group data validation process to reduce the significant target age group mismatch issue</w:t>
-      </w:r>
-      <w:r>
-        <w:t xml:space="preserve">. </w:t>
-      </w:r>
-      <w:r>
-        <w:t>Consequently</w:t>
-      </w:r>
-      <w:r>
-        <w:t>, businesses can deploy</w:t>
-      </w:r>
-      <w:r>
-        <w:t xml:space="preserve"> more effective</w:t>
-      </w:r>
-      <w:r>
-        <w:t xml:space="preserve"> age group segment advertising strategies.</w:t>
-      </w:r>
-    </w:p>
-    <w:p>
-      <w:pPr>
-        <w:rPr>
-          <w:sz w:val="32"/>
-          <w:szCs w:val="32"/>
-        </w:rPr>
-      </w:pPr>
-    </w:p>
-    <w:p>
-      <w:pPr>
-        <w:rPr>
-          <w:sz w:val="32"/>
-          <w:szCs w:val="32"/>
-        </w:rPr>
-      </w:pPr>
-      <w:r>
-        <w:rPr>
-          <w:sz w:val="32"/>
-          <w:szCs w:val="32"/>
-        </w:rPr>
-        <w:t>Model Improvements</w:t>
-      </w:r>
-    </w:p>
-    <w:p>
-      <w:pPr>
-        <w:jc w:val="both"/>
-      </w:pPr>
-      <w:r>
-        <w:t xml:space="preserve">Due to the large imbalanced class size (purchase rate of 0.5%), the highest </w:t>
-      </w:r>
-      <w:r>
-        <w:t xml:space="preserve">macro average </w:t>
-      </w:r>
-      <w:r>
-        <w:t>precision and recall score of logistic regression model is only 5</w:t>
-      </w:r>
-      <w:r>
-        <w:t>2</w:t>
-      </w:r>
-      <w:r>
-        <w:t xml:space="preserve">% which is not considered high. As a result, a second model, Light GBM, was being used and evaluated against the first model. </w:t>
-      </w:r>
-      <w:r>
-        <w:t>Despite having a high recall score of 99%, its precision and F1 scores are very low 1% respectively.</w:t>
-      </w:r>
-      <w:r>
-        <w:t xml:space="preserve"> </w:t>
-      </w:r>
-    </w:p>
-    <w:p>
-      <w:pPr>
-        <w:jc w:val="both"/>
-      </w:pPr>
-      <w:r>
-        <w:t>This unbalanced recall-precision score of the Light GBM model lead</w:t>
-      </w:r>
-      <w:r>
-        <w:t>s</w:t>
-      </w:r>
-      <w:r>
-        <w:t xml:space="preserve"> to the conclusion </w:t>
-      </w:r>
-      <w:r>
-        <w:t xml:space="preserve">that first model is more appropriate. </w:t>
-      </w:r>
-      <w:r>
-        <w:t>More in</w:t>
-      </w:r>
-      <w:r>
-        <w:t>-</w:t>
-      </w:r>
-      <w:r>
-        <w:t xml:space="preserve">depth tuning of the model’s hyper parameters </w:t>
-      </w:r>
-      <w:r>
-        <w:t xml:space="preserve">can be performed which </w:t>
-      </w:r>
-      <w:r>
-        <w:t>may improve the performance scores of both models.</w:t>
-      </w:r>
-    </w:p>
-    <w:p/>
-    <w:p>
-      <w:pPr>
-        <w:rPr>
-          <w:sz w:val="32"/>
-          <w:szCs w:val="32"/>
-        </w:rPr>
-      </w:pPr>
-      <w:r>
-        <w:rPr>
-          <w:sz w:val="32"/>
-          <w:szCs w:val="32"/>
-        </w:rPr>
-        <w:lastRenderedPageBreak/>
         <w:t>Next Steps</w:t>
       </w:r>
     </w:p>
@@ -4113,72 +4271,8 @@
     </w:p>
     <w:p>
       <w:pPr>
-        <w:jc w:val="both"/>
-      </w:pPr>
-    </w:p>
-    <w:p>
-      <w:pPr>
-        <w:jc w:val="both"/>
-      </w:pPr>
-    </w:p>
-    <w:p>
-      <w:pPr>
-        <w:jc w:val="both"/>
-      </w:pPr>
-    </w:p>
-    <w:p>
-      <w:pPr>
-        <w:jc w:val="both"/>
-      </w:pPr>
-    </w:p>
-    <w:p>
-      <w:pPr>
-        <w:jc w:val="both"/>
-      </w:pPr>
-    </w:p>
-    <w:p>
-      <w:pPr>
-        <w:jc w:val="both"/>
-      </w:pPr>
-    </w:p>
-    <w:p>
-      <w:pPr>
-        <w:jc w:val="both"/>
-      </w:pPr>
-    </w:p>
-    <w:p>
-      <w:pPr>
-        <w:jc w:val="both"/>
-      </w:pPr>
-    </w:p>
-    <w:p>
-      <w:pPr>
-        <w:jc w:val="both"/>
-      </w:pPr>
-    </w:p>
-    <w:p>
-      <w:pPr>
-        <w:jc w:val="both"/>
-      </w:pPr>
-    </w:p>
-    <w:p>
-      <w:pPr>
-        <w:jc w:val="both"/>
-      </w:pPr>
-    </w:p>
-    <w:p>
-      <w:pPr>
-        <w:jc w:val="both"/>
-      </w:pPr>
-    </w:p>
-    <w:p>
-      <w:pPr>
-        <w:jc w:val="both"/>
-      </w:pPr>
-    </w:p>
-    <w:p>
-      <w:pPr>
         <w:pStyle w:val="Heading1"/>
+        <w:jc w:val="center"/>
       </w:pPr>
       <w:bookmarkStart w:id="6" w:name="_Toc231826131"/>
       <w:r>
@@ -7364,7 +7458,16 @@
         <w:t>s</w:t>
       </w:r>
       <w:r>
-        <w:t xml:space="preserve"> SQL (structured query language) for joining of data tables. In addition, the report use python (pandas &amp; scikit-learn) for data cleaning, exploratory data analysis, modeling and visualization for stakeholder reporting.</w:t>
+        <w:t xml:space="preserve"> SQL (structured query language) for joining of data tables. In addition, the report use python (pandas &amp; scikit-learn) for data cleaning, exploratory data analysis, modeling and</w:t>
+      </w:r>
+      <w:r>
+        <w:t xml:space="preserve"> </w:t>
+      </w:r>
+      <w:r>
+        <w:t>visualization for stakeholder reporting.</w:t>
+      </w:r>
+      <w:r>
+        <w:t xml:space="preserve"> </w:t>
       </w:r>
     </w:p>
     <w:sectPr>
@@ -8076,6 +8179,7 @@
   <w:style w:type="character" w:default="1" w:styleId="DefaultParagraphFont">
     <w:name w:val="Default Paragraph Font"/>
     <w:uiPriority w:val="1"/>
+    <w:semiHidden/>
     <w:unhideWhenUsed/>
   </w:style>
   <w:style w:type="table" w:default="1" w:styleId="TableNormal">

--- a/Reports/Final Report.docx
+++ b/Reports/Final Report.docx
@@ -722,7 +722,7 @@
                 <w:noProof/>
                 <w:webHidden/>
               </w:rPr>
-              <w:t>10</w:t>
+              <w:t>11</w:t>
             </w:r>
             <w:r>
               <w:rPr>
@@ -798,7 +798,7 @@
                 <w:noProof/>
                 <w:webHidden/>
               </w:rPr>
-              <w:t>13</w:t>
+              <w:t>14</w:t>
             </w:r>
             <w:r>
               <w:rPr>
@@ -873,7 +873,7 @@
                 <w:noProof/>
                 <w:webHidden/>
               </w:rPr>
-              <w:t>15</w:t>
+              <w:t>16</w:t>
             </w:r>
             <w:r>
               <w:rPr>
@@ -1836,6 +1836,13 @@
         </w:rPr>
         <w:t>Histogram of CPA Cost by Age</w:t>
       </w:r>
+      <w:r>
+        <w:rPr>
+          <w:b/>
+          <w:bCs/>
+        </w:rPr>
+        <w:t xml:space="preserve"> Group</w:t>
+      </w:r>
     </w:p>
     <w:p>
       <w:r>
@@ -1843,10 +1850,10 @@
           <w:noProof/>
         </w:rPr>
         <w:drawing>
-          <wp:inline distT="0" distB="0" distL="0" distR="0" wp14:anchorId="530C89D7" wp14:editId="1C9AEAC7">
-            <wp:extent cx="3149739" cy="2444750"/>
-            <wp:effectExtent l="0" t="0" r="0" b="0"/>
-            <wp:docPr id="1632000780" name="Picture 1"/>
+          <wp:inline distT="0" distB="0" distL="0" distR="0" wp14:anchorId="60EF304D" wp14:editId="03DCBDED">
+            <wp:extent cx="3401098" cy="2724150"/>
+            <wp:effectExtent l="0" t="0" r="8890" b="0"/>
+            <wp:docPr id="1049973288" name="Picture 1"/>
             <wp:cNvGraphicFramePr>
               <a:graphicFrameLocks xmlns:a="http://schemas.openxmlformats.org/drawingml/2006/main" noChangeAspect="1"/>
             </wp:cNvGraphicFramePr>
@@ -1854,7 +1861,7 @@
               <a:graphicData uri="http://schemas.openxmlformats.org/drawingml/2006/picture">
                 <pic:pic xmlns:pic="http://schemas.openxmlformats.org/drawingml/2006/picture">
                   <pic:nvPicPr>
-                    <pic:cNvPr id="1632000780" name=""/>
+                    <pic:cNvPr id="1049973288" name=""/>
                     <pic:cNvPicPr/>
                   </pic:nvPicPr>
                   <pic:blipFill>
@@ -1866,7 +1873,7 @@
                   <pic:spPr>
                     <a:xfrm>
                       <a:off x="0" y="0"/>
-                      <a:ext cx="3162033" cy="2454292"/>
+                      <a:ext cx="3414846" cy="2735162"/>
                     </a:xfrm>
                     <a:prstGeom prst="rect">
                       <a:avLst/>
@@ -1891,16 +1898,10 @@
         <w:t xml:space="preserve">digital advertising campaigns’ </w:t>
       </w:r>
       <w:r>
-        <w:t>cost of acquisition (CPA) are low</w:t>
-      </w:r>
-      <w:r>
-        <w:t>, clustering below $</w:t>
-      </w:r>
-      <w:r>
-        <w:t>4</w:t>
-      </w:r>
-      <w:r>
-        <w:t>,000</w:t>
+        <w:t>cost of acquisition (CPA) are</w:t>
+      </w:r>
+      <w:r>
+        <w:t xml:space="preserve"> below $141 from users who are below age 55</w:t>
       </w:r>
       <w:r>
         <w:t xml:space="preserve">. </w:t>
@@ -1912,22 +1913,16 @@
         <w:t>here are a small group of online users</w:t>
       </w:r>
       <w:r>
-        <w:t xml:space="preserve"> showing significantly higher </w:t>
-      </w:r>
-      <w:r>
-        <w:t xml:space="preserve">CPA </w:t>
-      </w:r>
-      <w:r>
-        <w:t>values</w:t>
-      </w:r>
-      <w:r>
-        <w:t xml:space="preserve"> of </w:t>
-      </w:r>
-      <w:r>
-        <w:t>above $</w:t>
-      </w:r>
-      <w:r>
-        <w:t>6,000</w:t>
+        <w:t xml:space="preserve"> </w:t>
+      </w:r>
+      <w:r>
+        <w:t xml:space="preserve">from age 55-65 whose CPA is </w:t>
+      </w:r>
+      <w:r>
+        <w:t xml:space="preserve">significantly higher </w:t>
+      </w:r>
+      <w:r>
+        <w:t>at $522 (refer to above table)</w:t>
       </w:r>
       <w:r>
         <w:t xml:space="preserve">. </w:t>
@@ -1939,7 +1934,19 @@
         <w:t>s</w:t>
       </w:r>
       <w:r>
-        <w:t xml:space="preserve"> that while the overall digital advertising efficiency is strong, certain age group segments may require adjustment to prevent budget leakage.</w:t>
+        <w:t xml:space="preserve"> that while the overall digital advertising </w:t>
+      </w:r>
+      <w:r>
+        <w:t xml:space="preserve">cost </w:t>
+      </w:r>
+      <w:r>
+        <w:t>efficiency is strong, certain age group segment</w:t>
+      </w:r>
+      <w:r>
+        <w:t xml:space="preserve"> (55-65)</w:t>
+      </w:r>
+      <w:r>
+        <w:t xml:space="preserve"> may require adjustment to prevent budget leakage.</w:t>
       </w:r>
     </w:p>
     <w:p>
@@ -1986,9 +1993,9 @@
           <w:noProof/>
         </w:rPr>
         <w:drawing>
-          <wp:inline distT="0" distB="0" distL="0" distR="0" wp14:anchorId="00557F9A" wp14:editId="28F66B78">
-            <wp:extent cx="3291840" cy="2514600"/>
-            <wp:effectExtent l="0" t="0" r="3810" b="0"/>
+          <wp:inline distT="0" distB="0" distL="0" distR="0" wp14:anchorId="00557F9A" wp14:editId="0F4F9A1F">
+            <wp:extent cx="3482975" cy="2806700"/>
+            <wp:effectExtent l="0" t="0" r="3175" b="0"/>
             <wp:docPr id="1569793012" name="Picture 1"/>
             <wp:cNvGraphicFramePr>
               <a:graphicFrameLocks xmlns:a="http://schemas.openxmlformats.org/drawingml/2006/main" noChangeAspect="1"/>
@@ -2009,7 +2016,7 @@
                   <pic:spPr>
                     <a:xfrm>
                       <a:off x="0" y="0"/>
-                      <a:ext cx="3296164" cy="2517903"/>
+                      <a:ext cx="3489330" cy="2811821"/>
                     </a:xfrm>
                     <a:prstGeom prst="rect">
                       <a:avLst/>
@@ -2045,7 +2052,11 @@
         <w:t>3</w:t>
       </w:r>
       <w:r>
-        <w:t xml:space="preserve">-6% regardless of number of impressions. This shows that </w:t>
+        <w:t xml:space="preserve">-6% regardless of number of </w:t>
+      </w:r>
+      <w:r>
+        <w:lastRenderedPageBreak/>
+        <w:t xml:space="preserve">impressions. This shows that </w:t>
       </w:r>
       <w:r>
         <w:t>businesses should capped their digital advertising budgets at current rates.</w:t>
@@ -2062,7 +2073,6 @@
           <w:b/>
           <w:bCs/>
         </w:rPr>
-        <w:lastRenderedPageBreak/>
         <w:t>Figure 4</w:t>
       </w:r>
       <w:r>
@@ -2086,8 +2096,8 @@
           <w:noProof/>
         </w:rPr>
         <w:drawing>
-          <wp:inline distT="0" distB="0" distL="0" distR="0" wp14:anchorId="4F9476D5" wp14:editId="66F51078">
-            <wp:extent cx="3865880" cy="920750"/>
+          <wp:inline distT="0" distB="0" distL="0" distR="0" wp14:anchorId="4F9476D5" wp14:editId="497C44FC">
+            <wp:extent cx="3865880" cy="1200150"/>
             <wp:effectExtent l="0" t="0" r="1270" b="0"/>
             <wp:docPr id="721720589" name="Picture 1"/>
             <wp:cNvGraphicFramePr>
@@ -2109,7 +2119,7 @@
                   <pic:spPr>
                     <a:xfrm>
                       <a:off x="0" y="0"/>
-                      <a:ext cx="3877258" cy="923460"/>
+                      <a:ext cx="3877264" cy="1203684"/>
                     </a:xfrm>
                     <a:prstGeom prst="rect">
                       <a:avLst/>
@@ -2122,14 +2132,15 @@
         </w:drawing>
       </w:r>
     </w:p>
+    <w:p/>
     <w:p>
       <w:r>
         <w:rPr>
           <w:noProof/>
         </w:rPr>
         <w:drawing>
-          <wp:inline distT="0" distB="0" distL="0" distR="0" wp14:anchorId="2740895A" wp14:editId="6E48F9B7">
-            <wp:extent cx="2992120" cy="2311400"/>
+          <wp:inline distT="0" distB="0" distL="0" distR="0" wp14:anchorId="2740895A" wp14:editId="07A23146">
+            <wp:extent cx="2992120" cy="2609850"/>
             <wp:effectExtent l="0" t="0" r="0" b="0"/>
             <wp:docPr id="169114554" name="Picture 1"/>
             <wp:cNvGraphicFramePr>
@@ -2151,7 +2162,7 @@
                   <pic:spPr>
                     <a:xfrm>
                       <a:off x="0" y="0"/>
-                      <a:ext cx="2997302" cy="2315403"/>
+                      <a:ext cx="2997302" cy="2614370"/>
                     </a:xfrm>
                     <a:prstGeom prst="rect">
                       <a:avLst/>
@@ -2228,11 +2239,27 @@
       </w:pPr>
     </w:p>
     <w:p>
+      <w:pPr>
+        <w:jc w:val="both"/>
+      </w:pPr>
+    </w:p>
+    <w:p>
+      <w:pPr>
+        <w:jc w:val="both"/>
+      </w:pPr>
+    </w:p>
+    <w:p>
+      <w:pPr>
+        <w:jc w:val="both"/>
+      </w:pPr>
+    </w:p>
+    <w:p>
       <w:r>
         <w:rPr>
           <w:b/>
           <w:bCs/>
         </w:rPr>
+        <w:lastRenderedPageBreak/>
         <w:t xml:space="preserve">Figure </w:t>
       </w:r>
       <w:r>
@@ -2284,10 +2311,10 @@
           <w:noProof/>
         </w:rPr>
         <w:drawing>
-          <wp:inline distT="0" distB="0" distL="0" distR="0" wp14:anchorId="39CB58D1" wp14:editId="485459F8">
-            <wp:extent cx="3193415" cy="2413000"/>
-            <wp:effectExtent l="0" t="0" r="6985" b="6350"/>
-            <wp:docPr id="1787516738" name="Picture 1"/>
+          <wp:inline distT="0" distB="0" distL="0" distR="0" wp14:anchorId="61D2C039" wp14:editId="28670291">
+            <wp:extent cx="3663950" cy="3099091"/>
+            <wp:effectExtent l="0" t="0" r="0" b="6350"/>
+            <wp:docPr id="1077254077" name="Picture 1"/>
             <wp:cNvGraphicFramePr>
               <a:graphicFrameLocks xmlns:a="http://schemas.openxmlformats.org/drawingml/2006/main" noChangeAspect="1"/>
             </wp:cNvGraphicFramePr>
@@ -2295,7 +2322,7 @@
               <a:graphicData uri="http://schemas.openxmlformats.org/drawingml/2006/picture">
                 <pic:pic xmlns:pic="http://schemas.openxmlformats.org/drawingml/2006/picture">
                   <pic:nvPicPr>
-                    <pic:cNvPr id="1787516738" name=""/>
+                    <pic:cNvPr id="1077254077" name=""/>
                     <pic:cNvPicPr/>
                   </pic:nvPicPr>
                   <pic:blipFill>
@@ -2307,7 +2334,7 @@
                   <pic:spPr>
                     <a:xfrm>
                       <a:off x="0" y="0"/>
-                      <a:ext cx="3203021" cy="2420258"/>
+                      <a:ext cx="3674050" cy="3107634"/>
                     </a:xfrm>
                     <a:prstGeom prst="rect">
                       <a:avLst/>
@@ -2325,7 +2352,6 @@
         <w:jc w:val="both"/>
       </w:pPr>
       <w:r>
-        <w:lastRenderedPageBreak/>
         <w:t xml:space="preserve">The </w:t>
       </w:r>
       <w:r>
@@ -2577,18 +2603,20 @@
       </w:r>
     </w:p>
     <w:p/>
-    <w:p>
-      <w:pPr>
-        <w:rPr>
-          <w:sz w:val="32"/>
-          <w:szCs w:val="32"/>
-        </w:rPr>
-      </w:pPr>
-      <w:r>
-        <w:rPr>
-          <w:sz w:val="32"/>
-          <w:szCs w:val="32"/>
-        </w:rPr>
+    <w:p/>
+    <w:p>
+      <w:pPr>
+        <w:rPr>
+          <w:sz w:val="32"/>
+          <w:szCs w:val="32"/>
+        </w:rPr>
+      </w:pPr>
+      <w:r>
+        <w:rPr>
+          <w:sz w:val="32"/>
+          <w:szCs w:val="32"/>
+        </w:rPr>
+        <w:lastRenderedPageBreak/>
         <w:t>Outlier</w:t>
       </w:r>
       <w:r>
@@ -2656,10 +2684,10 @@
           <w:noProof/>
         </w:rPr>
         <w:drawing>
-          <wp:inline distT="0" distB="0" distL="0" distR="0" wp14:anchorId="0D364A0F" wp14:editId="2696CD83">
-            <wp:extent cx="3181350" cy="2177321"/>
-            <wp:effectExtent l="0" t="0" r="0" b="0"/>
-            <wp:docPr id="787332129" name="Picture 1"/>
+          <wp:inline distT="0" distB="0" distL="0" distR="0" wp14:anchorId="575BD994" wp14:editId="1EFEE3C4">
+            <wp:extent cx="3960532" cy="2692400"/>
+            <wp:effectExtent l="0" t="0" r="1905" b="0"/>
+            <wp:docPr id="672316539" name="Picture 1"/>
             <wp:cNvGraphicFramePr>
               <a:graphicFrameLocks xmlns:a="http://schemas.openxmlformats.org/drawingml/2006/main" noChangeAspect="1"/>
             </wp:cNvGraphicFramePr>
@@ -2667,7 +2695,7 @@
               <a:graphicData uri="http://schemas.openxmlformats.org/drawingml/2006/picture">
                 <pic:pic xmlns:pic="http://schemas.openxmlformats.org/drawingml/2006/picture">
                   <pic:nvPicPr>
-                    <pic:cNvPr id="787332129" name=""/>
+                    <pic:cNvPr id="672316539" name=""/>
                     <pic:cNvPicPr/>
                   </pic:nvPicPr>
                   <pic:blipFill>
@@ -2679,7 +2707,7 @@
                   <pic:spPr>
                     <a:xfrm>
                       <a:off x="0" y="0"/>
-                      <a:ext cx="3200754" cy="2190601"/>
+                      <a:ext cx="3973029" cy="2700896"/>
                     </a:xfrm>
                     <a:prstGeom prst="rect">
                       <a:avLst/>
@@ -2707,56 +2735,39 @@
           <w:bCs/>
         </w:rPr>
       </w:pPr>
-    </w:p>
-    <w:p>
-      <w:pPr>
+      <w:r>
         <w:rPr>
           <w:b/>
           <w:bCs/>
         </w:rPr>
-      </w:pPr>
-    </w:p>
-    <w:p>
-      <w:pPr>
+        <w:t xml:space="preserve">Figure </w:t>
+      </w:r>
+      <w:r>
         <w:rPr>
           <w:b/>
           <w:bCs/>
         </w:rPr>
-      </w:pPr>
+        <w:t>8</w:t>
+      </w:r>
       <w:r>
         <w:rPr>
           <w:b/>
           <w:bCs/>
         </w:rPr>
-        <w:lastRenderedPageBreak/>
-        <w:t xml:space="preserve">Figure </w:t>
+        <w:t xml:space="preserve">. </w:t>
       </w:r>
       <w:r>
         <w:rPr>
           <w:b/>
           <w:bCs/>
         </w:rPr>
-        <w:t>8</w:t>
+        <w:t xml:space="preserve">CPA Breakdown by </w:t>
       </w:r>
       <w:r>
         <w:rPr>
           <w:b/>
           <w:bCs/>
         </w:rPr>
-        <w:t xml:space="preserve">. </w:t>
-      </w:r>
-      <w:r>
-        <w:rPr>
-          <w:b/>
-          <w:bCs/>
-        </w:rPr>
-        <w:t xml:space="preserve">CPA Breakdown by </w:t>
-      </w:r>
-      <w:r>
-        <w:rPr>
-          <w:b/>
-          <w:bCs/>
-        </w:rPr>
         <w:t>Country</w:t>
       </w:r>
     </w:p>
@@ -2766,10 +2777,10 @@
           <w:noProof/>
         </w:rPr>
         <w:drawing>
-          <wp:inline distT="0" distB="0" distL="0" distR="0" wp14:anchorId="59D80292" wp14:editId="03788E23">
-            <wp:extent cx="3384550" cy="3054412"/>
-            <wp:effectExtent l="0" t="0" r="6350" b="0"/>
-            <wp:docPr id="1259769907" name="Picture 1"/>
+          <wp:inline distT="0" distB="0" distL="0" distR="0" wp14:anchorId="1AB59633" wp14:editId="6B075429">
+            <wp:extent cx="3910649" cy="3390900"/>
+            <wp:effectExtent l="0" t="0" r="0" b="0"/>
+            <wp:docPr id="505299984" name="Picture 1"/>
             <wp:cNvGraphicFramePr>
               <a:graphicFrameLocks xmlns:a="http://schemas.openxmlformats.org/drawingml/2006/main" noChangeAspect="1"/>
             </wp:cNvGraphicFramePr>
@@ -2777,7 +2788,7 @@
               <a:graphicData uri="http://schemas.openxmlformats.org/drawingml/2006/picture">
                 <pic:pic xmlns:pic="http://schemas.openxmlformats.org/drawingml/2006/picture">
                   <pic:nvPicPr>
-                    <pic:cNvPr id="1259769907" name=""/>
+                    <pic:cNvPr id="505299984" name=""/>
                     <pic:cNvPicPr/>
                   </pic:nvPicPr>
                   <pic:blipFill>
@@ -2789,7 +2800,7 @@
                   <pic:spPr>
                     <a:xfrm>
                       <a:off x="0" y="0"/>
-                      <a:ext cx="3388933" cy="3058367"/>
+                      <a:ext cx="3921853" cy="3400615"/>
                     </a:xfrm>
                     <a:prstGeom prst="rect">
                       <a:avLst/>
@@ -2827,13 +2838,18 @@
       <w:r>
         <w:t xml:space="preserve"> This </w:t>
       </w:r>
-      <w:proofErr w:type="spellStart"/>
-      <w:r>
-        <w:t>maybe</w:t>
-      </w:r>
-      <w:proofErr w:type="spellEnd"/>
-      <w:r>
-        <w:t xml:space="preserve"> due to the ad targeting at France users who have a significantly higher CPA cost as compared to other countries</w:t>
+      <w:r>
+        <w:t>may</w:t>
+      </w:r>
+      <w:r>
+        <w:t xml:space="preserve"> </w:t>
+      </w:r>
+      <w:r>
+        <w:t xml:space="preserve">be due to the ad targeting at France </w:t>
+      </w:r>
+      <w:r>
+        <w:lastRenderedPageBreak/>
+        <w:t>users who have a significantly higher CPA cost as compared to other countries</w:t>
       </w:r>
       <w:r>
         <w:t xml:space="preserve"> </w:t>
@@ -2950,12 +2966,19 @@
       </w:r>
     </w:p>
     <w:p>
-      <w:r>
+      <w:pPr>
         <w:rPr>
           <w:b/>
           <w:bCs/>
         </w:rPr>
-        <w:lastRenderedPageBreak/>
+      </w:pPr>
+    </w:p>
+    <w:p>
+      <w:r>
+        <w:rPr>
+          <w:b/>
+          <w:bCs/>
+        </w:rPr>
         <w:t xml:space="preserve">Figure </w:t>
       </w:r>
       <w:r>
@@ -3039,6 +3062,7 @@
       </w:pPr>
       <w:bookmarkStart w:id="4" w:name="_Toc231826129"/>
       <w:r>
+        <w:lastRenderedPageBreak/>
         <w:t>Predictive Modeling</w:t>
       </w:r>
       <w:bookmarkEnd w:id="4"/>
@@ -3118,36 +3142,11 @@
       </w:pPr>
     </w:p>
     <w:p>
-      <w:pPr>
-        <w:rPr>
-          <w:sz w:val="32"/>
-          <w:szCs w:val="32"/>
-        </w:rPr>
-      </w:pPr>
-    </w:p>
-    <w:p>
-      <w:pPr>
-        <w:rPr>
-          <w:sz w:val="32"/>
-          <w:szCs w:val="32"/>
-        </w:rPr>
-      </w:pPr>
-    </w:p>
-    <w:p>
-      <w:pPr>
-        <w:rPr>
-          <w:sz w:val="32"/>
-          <w:szCs w:val="32"/>
-        </w:rPr>
-      </w:pPr>
-    </w:p>
-    <w:p>
       <w:r>
         <w:rPr>
           <w:b/>
           <w:bCs/>
         </w:rPr>
-        <w:lastRenderedPageBreak/>
         <w:t xml:space="preserve">Figure </w:t>
       </w:r>
       <w:r>
@@ -3280,18 +3279,21 @@
       </w:r>
     </w:p>
     <w:p/>
-    <w:p>
-      <w:pPr>
-        <w:rPr>
-          <w:sz w:val="32"/>
-          <w:szCs w:val="32"/>
-        </w:rPr>
-      </w:pPr>
-      <w:r>
-        <w:rPr>
-          <w:sz w:val="32"/>
-          <w:szCs w:val="32"/>
-        </w:rPr>
+    <w:p/>
+    <w:p/>
+    <w:p>
+      <w:pPr>
+        <w:rPr>
+          <w:sz w:val="32"/>
+          <w:szCs w:val="32"/>
+        </w:rPr>
+      </w:pPr>
+      <w:r>
+        <w:rPr>
+          <w:sz w:val="32"/>
+          <w:szCs w:val="32"/>
+        </w:rPr>
+        <w:lastRenderedPageBreak/>
         <w:t>Performance Metrics</w:t>
       </w:r>
     </w:p>
@@ -3418,27 +3420,16 @@
     </w:p>
     <w:p>
       <w:pPr>
-        <w:jc w:val="both"/>
-      </w:pPr>
-    </w:p>
-    <w:p>
-      <w:pPr>
-        <w:jc w:val="both"/>
-      </w:pPr>
-    </w:p>
-    <w:p>
-      <w:pPr>
-        <w:rPr>
-          <w:sz w:val="32"/>
-          <w:szCs w:val="32"/>
-        </w:rPr>
-      </w:pPr>
-      <w:r>
-        <w:rPr>
-          <w:sz w:val="32"/>
-          <w:szCs w:val="32"/>
-        </w:rPr>
-        <w:lastRenderedPageBreak/>
+        <w:rPr>
+          <w:sz w:val="32"/>
+          <w:szCs w:val="32"/>
+        </w:rPr>
+      </w:pPr>
+      <w:r>
+        <w:rPr>
+          <w:sz w:val="32"/>
+          <w:szCs w:val="32"/>
+        </w:rPr>
         <w:t>Segment Analysis</w:t>
       </w:r>
     </w:p>
@@ -3481,8 +3472,8 @@
           <w:noProof/>
         </w:rPr>
         <w:drawing>
-          <wp:inline distT="0" distB="0" distL="0" distR="0" wp14:anchorId="4947B1FA" wp14:editId="42780C00">
-            <wp:extent cx="3032804" cy="2590800"/>
+          <wp:inline distT="0" distB="0" distL="0" distR="0" wp14:anchorId="4947B1FA" wp14:editId="6ABDD02C">
+            <wp:extent cx="3285537" cy="2806700"/>
             <wp:effectExtent l="0" t="0" r="0" b="0"/>
             <wp:docPr id="919945612" name="Picture 1"/>
             <wp:cNvGraphicFramePr>
@@ -3504,7 +3495,7 @@
                   <pic:spPr>
                     <a:xfrm>
                       <a:off x="0" y="0"/>
-                      <a:ext cx="3066778" cy="2619823"/>
+                      <a:ext cx="3324977" cy="2840392"/>
                     </a:xfrm>
                     <a:prstGeom prst="rect">
                       <a:avLst/>
@@ -3562,29 +3553,14 @@
           <w:szCs w:val="32"/>
         </w:rPr>
       </w:pPr>
-    </w:p>
-    <w:p>
-      <w:pPr>
-        <w:rPr>
-          <w:sz w:val="32"/>
-          <w:szCs w:val="32"/>
-        </w:rPr>
-      </w:pPr>
-      <w:r>
-        <w:rPr>
-          <w:sz w:val="32"/>
-          <w:szCs w:val="32"/>
-        </w:rPr>
+      <w:r>
+        <w:rPr>
+          <w:sz w:val="32"/>
+          <w:szCs w:val="32"/>
+        </w:rPr>
+        <w:lastRenderedPageBreak/>
         <w:t>Scenario Analysis</w:t>
       </w:r>
-    </w:p>
-    <w:p>
-      <w:pPr>
-        <w:rPr>
-          <w:sz w:val="32"/>
-          <w:szCs w:val="32"/>
-        </w:rPr>
-      </w:pPr>
     </w:p>
     <w:p>
       <w:r>
@@ -3670,7 +3646,6 @@
         <w:jc w:val="both"/>
       </w:pPr>
       <w:r>
-        <w:lastRenderedPageBreak/>
         <w:t>Increasing CPA by 10% will reduce the probability of purchase from -0.</w:t>
       </w:r>
       <w:r>
@@ -3835,6 +3810,11 @@
       <w:r>
         <w:t>high mismatch of the target group segments limits the value of the age group segment analysis.</w:t>
       </w:r>
+    </w:p>
+    <w:p>
+      <w:pPr>
+        <w:jc w:val="both"/>
+      </w:pPr>
     </w:p>
     <w:p>
       <w:pPr>
@@ -3848,6 +3828,7 @@
       </w:pPr>
       <w:bookmarkStart w:id="5" w:name="_Toc231826130"/>
       <w:r>
+        <w:lastRenderedPageBreak/>
         <w:t>R</w:t>
       </w:r>
       <w:r>
@@ -4024,154 +4005,154 @@
           <w:sz w:val="32"/>
           <w:szCs w:val="32"/>
         </w:rPr>
+        <w:t>Data</w:t>
+      </w:r>
+      <w:r>
+        <w:rPr>
+          <w:sz w:val="32"/>
+          <w:szCs w:val="32"/>
+        </w:rPr>
+        <w:t xml:space="preserve"> Improvements</w:t>
+      </w:r>
+    </w:p>
+    <w:p>
+      <w:pPr>
+        <w:jc w:val="both"/>
+      </w:pPr>
+      <w:r>
+        <w:t>Digital advertising revenue data should be included for more comprehensive analysis involving Return on Investment</w:t>
+      </w:r>
+      <w:r>
+        <w:t xml:space="preserve"> (ROI)</w:t>
+      </w:r>
+      <w:r>
+        <w:t>. In addition, longer time period data should be provided to allow for seasonality and longer</w:t>
+      </w:r>
+      <w:r>
+        <w:t>-</w:t>
+      </w:r>
+      <w:r>
+        <w:t>term advertising trends.</w:t>
+      </w:r>
+    </w:p>
+    <w:p>
+      <w:pPr>
+        <w:jc w:val="both"/>
+      </w:pPr>
+      <w:r>
+        <w:t>In addition, advertising companies like us should improve our target group data validation process to reduce the significant target age group mismatch issue</w:t>
+      </w:r>
+      <w:r>
+        <w:t xml:space="preserve">. </w:t>
+      </w:r>
+      <w:r>
+        <w:t>Consequently</w:t>
+      </w:r>
+      <w:r>
+        <w:t>, businesses can deploy</w:t>
+      </w:r>
+      <w:r>
+        <w:t xml:space="preserve"> more effective</w:t>
+      </w:r>
+      <w:r>
+        <w:t xml:space="preserve"> age group segment advertising strategies.</w:t>
+      </w:r>
+    </w:p>
+    <w:p>
+      <w:pPr>
+        <w:rPr>
+          <w:sz w:val="32"/>
+          <w:szCs w:val="32"/>
+        </w:rPr>
+      </w:pPr>
+    </w:p>
+    <w:p>
+      <w:pPr>
+        <w:rPr>
+          <w:sz w:val="32"/>
+          <w:szCs w:val="32"/>
+        </w:rPr>
+      </w:pPr>
+      <w:r>
+        <w:rPr>
+          <w:sz w:val="32"/>
+          <w:szCs w:val="32"/>
+        </w:rPr>
+        <w:t>Model Improvements</w:t>
+      </w:r>
+    </w:p>
+    <w:p>
+      <w:pPr>
+        <w:jc w:val="both"/>
+      </w:pPr>
+      <w:r>
+        <w:t xml:space="preserve">Due to the large imbalanced class size (purchase rate of 0.5%), the highest </w:t>
+      </w:r>
+      <w:r>
+        <w:t xml:space="preserve">macro average </w:t>
+      </w:r>
+      <w:r>
+        <w:t>precision and recall score of logistic regression model is only 5</w:t>
+      </w:r>
+      <w:r>
+        <w:t>2</w:t>
+      </w:r>
+      <w:r>
+        <w:t xml:space="preserve">% which is not considered high. As a result, a second model, Light GBM, was being used and evaluated against the first model. </w:t>
+      </w:r>
+      <w:r>
+        <w:t>Despite having a high recall score of 99%, its precision and F1 scores are very low 1% respectively.</w:t>
+      </w:r>
+      <w:r>
+        <w:t xml:space="preserve"> </w:t>
+      </w:r>
+    </w:p>
+    <w:p>
+      <w:pPr>
+        <w:jc w:val="both"/>
+      </w:pPr>
+      <w:r>
+        <w:t>This unbalanced recall-precision score of the Light GBM model lead</w:t>
+      </w:r>
+      <w:r>
+        <w:t>s</w:t>
+      </w:r>
+      <w:r>
+        <w:t xml:space="preserve"> to the conclusion </w:t>
+      </w:r>
+      <w:r>
+        <w:t xml:space="preserve">that first model is more appropriate. </w:t>
+      </w:r>
+      <w:r>
+        <w:t>More in</w:t>
+      </w:r>
+      <w:r>
+        <w:t>-</w:t>
+      </w:r>
+      <w:r>
+        <w:t xml:space="preserve">depth tuning of the model’s hyper parameters </w:t>
+      </w:r>
+      <w:r>
+        <w:t xml:space="preserve">can be performed which </w:t>
+      </w:r>
+      <w:r>
+        <w:t>may improve the performance scores of both models.</w:t>
+      </w:r>
+    </w:p>
+    <w:p/>
+    <w:p>
+      <w:pPr>
+        <w:rPr>
+          <w:sz w:val="32"/>
+          <w:szCs w:val="32"/>
+        </w:rPr>
+      </w:pPr>
+      <w:r>
+        <w:rPr>
+          <w:sz w:val="32"/>
+          <w:szCs w:val="32"/>
+        </w:rPr>
         <w:lastRenderedPageBreak/>
-        <w:t>Data</w:t>
-      </w:r>
-      <w:r>
-        <w:rPr>
-          <w:sz w:val="32"/>
-          <w:szCs w:val="32"/>
-        </w:rPr>
-        <w:t xml:space="preserve"> Improvements</w:t>
-      </w:r>
-    </w:p>
-    <w:p>
-      <w:pPr>
-        <w:jc w:val="both"/>
-      </w:pPr>
-      <w:r>
-        <w:t>Digital advertising revenue data should be included for more comprehensive analysis involving Return on Investment</w:t>
-      </w:r>
-      <w:r>
-        <w:t xml:space="preserve"> (ROI)</w:t>
-      </w:r>
-      <w:r>
-        <w:t>. In addition, longer time period data should be provided to allow for seasonality and longer</w:t>
-      </w:r>
-      <w:r>
-        <w:t>-</w:t>
-      </w:r>
-      <w:r>
-        <w:t>term advertising trends.</w:t>
-      </w:r>
-    </w:p>
-    <w:p>
-      <w:pPr>
-        <w:jc w:val="both"/>
-      </w:pPr>
-      <w:r>
-        <w:t>In addition, advertising companies like us should improve our target group data validation process to reduce the significant target age group mismatch issue</w:t>
-      </w:r>
-      <w:r>
-        <w:t xml:space="preserve">. </w:t>
-      </w:r>
-      <w:r>
-        <w:t>Consequently</w:t>
-      </w:r>
-      <w:r>
-        <w:t>, businesses can deploy</w:t>
-      </w:r>
-      <w:r>
-        <w:t xml:space="preserve"> more effective</w:t>
-      </w:r>
-      <w:r>
-        <w:t xml:space="preserve"> age group segment advertising strategies.</w:t>
-      </w:r>
-    </w:p>
-    <w:p>
-      <w:pPr>
-        <w:rPr>
-          <w:sz w:val="32"/>
-          <w:szCs w:val="32"/>
-        </w:rPr>
-      </w:pPr>
-    </w:p>
-    <w:p>
-      <w:pPr>
-        <w:rPr>
-          <w:sz w:val="32"/>
-          <w:szCs w:val="32"/>
-        </w:rPr>
-      </w:pPr>
-      <w:r>
-        <w:rPr>
-          <w:sz w:val="32"/>
-          <w:szCs w:val="32"/>
-        </w:rPr>
-        <w:t>Model Improvements</w:t>
-      </w:r>
-    </w:p>
-    <w:p>
-      <w:pPr>
-        <w:jc w:val="both"/>
-      </w:pPr>
-      <w:r>
-        <w:t xml:space="preserve">Due to the large imbalanced class size (purchase rate of 0.5%), the highest </w:t>
-      </w:r>
-      <w:r>
-        <w:t xml:space="preserve">macro average </w:t>
-      </w:r>
-      <w:r>
-        <w:t>precision and recall score of logistic regression model is only 5</w:t>
-      </w:r>
-      <w:r>
-        <w:t>2</w:t>
-      </w:r>
-      <w:r>
-        <w:t xml:space="preserve">% which is not considered high. As a result, a second model, Light GBM, was being used and evaluated against the first model. </w:t>
-      </w:r>
-      <w:r>
-        <w:t>Despite having a high recall score of 99%, its precision and F1 scores are very low 1% respectively.</w:t>
-      </w:r>
-      <w:r>
-        <w:t xml:space="preserve"> </w:t>
-      </w:r>
-    </w:p>
-    <w:p>
-      <w:pPr>
-        <w:jc w:val="both"/>
-      </w:pPr>
-      <w:r>
-        <w:t>This unbalanced recall-precision score of the Light GBM model lead</w:t>
-      </w:r>
-      <w:r>
-        <w:t>s</w:t>
-      </w:r>
-      <w:r>
-        <w:t xml:space="preserve"> to the conclusion </w:t>
-      </w:r>
-      <w:r>
-        <w:t xml:space="preserve">that first model is more appropriate. </w:t>
-      </w:r>
-      <w:r>
-        <w:t>More in</w:t>
-      </w:r>
-      <w:r>
-        <w:t>-</w:t>
-      </w:r>
-      <w:r>
-        <w:t xml:space="preserve">depth tuning of the model’s hyper parameters </w:t>
-      </w:r>
-      <w:r>
-        <w:t xml:space="preserve">can be performed which </w:t>
-      </w:r>
-      <w:r>
-        <w:t>may improve the performance scores of both models.</w:t>
-      </w:r>
-    </w:p>
-    <w:p/>
-    <w:p>
-      <w:pPr>
-        <w:rPr>
-          <w:sz w:val="32"/>
-          <w:szCs w:val="32"/>
-        </w:rPr>
-      </w:pPr>
-      <w:r>
-        <w:rPr>
-          <w:sz w:val="32"/>
-          <w:szCs w:val="32"/>
-        </w:rPr>
         <w:t>Next Steps</w:t>
       </w:r>
     </w:p>
@@ -4248,6 +4229,71 @@
       <w:r>
         <w:t>revenue data and longer time coverage to enable ROI and seasonality analysis. Predictive modeling should be refined with ensemble methods to balance recall and precision. Finally, monthly dashboards should be established to track CPA, conversions, and ROI to ensure sustained impact.</w:t>
       </w:r>
+    </w:p>
+    <w:p>
+      <w:pPr>
+        <w:jc w:val="both"/>
+      </w:pPr>
+    </w:p>
+    <w:p>
+      <w:pPr>
+        <w:jc w:val="both"/>
+      </w:pPr>
+    </w:p>
+    <w:p>
+      <w:pPr>
+        <w:jc w:val="both"/>
+      </w:pPr>
+    </w:p>
+    <w:p>
+      <w:pPr>
+        <w:jc w:val="both"/>
+      </w:pPr>
+    </w:p>
+    <w:p>
+      <w:pPr>
+        <w:jc w:val="both"/>
+      </w:pPr>
+    </w:p>
+    <w:p>
+      <w:pPr>
+        <w:jc w:val="both"/>
+      </w:pPr>
+    </w:p>
+    <w:p>
+      <w:pPr>
+        <w:jc w:val="both"/>
+      </w:pPr>
+    </w:p>
+    <w:p>
+      <w:pPr>
+        <w:jc w:val="both"/>
+      </w:pPr>
+    </w:p>
+    <w:p>
+      <w:pPr>
+        <w:jc w:val="both"/>
+      </w:pPr>
+    </w:p>
+    <w:p>
+      <w:pPr>
+        <w:jc w:val="both"/>
+      </w:pPr>
+    </w:p>
+    <w:p>
+      <w:pPr>
+        <w:jc w:val="both"/>
+      </w:pPr>
+    </w:p>
+    <w:p>
+      <w:pPr>
+        <w:jc w:val="both"/>
+      </w:pPr>
+    </w:p>
+    <w:p>
+      <w:pPr>
+        <w:jc w:val="both"/>
+      </w:pPr>
     </w:p>
     <w:p>
       <w:pPr>
